--- a/RapportDoc/ProcesRapport - H5 Mini.docx
+++ b/RapportDoc/ProcesRapport - H5 Mini.docx
@@ -117,7 +117,7 @@
               <w:szCs w:val="24"/>
             </w:rPr>
             <w:drawing>
-              <wp:anchor distT="0" distB="0" distL="114300" distR="114300" simplePos="0" relativeHeight="251696640" behindDoc="1" locked="0" layoutInCell="1" allowOverlap="1" wp14:anchorId="7F1AC3E0" wp14:editId="187891F5">
+              <wp:anchor distT="0" distB="0" distL="114300" distR="114300" simplePos="0" relativeHeight="251696640" behindDoc="1" locked="0" layoutInCell="1" allowOverlap="1" wp14:anchorId="7F1AC3E0" wp14:editId="46EDBFEA">
                 <wp:simplePos x="0" y="0"/>
                 <wp:positionH relativeFrom="margin">
                   <wp:posOffset>-142011</wp:posOffset>
@@ -294,6 +294,15 @@
     </w:sdt>
     <w:sdt>
       <w:sdtPr>
+        <w:rPr>
+          <w:rFonts w:asciiTheme="minorHAnsi" w:eastAsiaTheme="minorHAnsi" w:hAnsiTheme="minorHAnsi" w:cstheme="minorBidi"/>
+          <w:color w:val="auto"/>
+          <w:kern w:val="2"/>
+          <w:sz w:val="22"/>
+          <w:szCs w:val="22"/>
+          <w:lang w:eastAsia="en-US"/>
+          <w14:ligatures w14:val="standardContextual"/>
+        </w:rPr>
         <w:id w:val="-2119137357"/>
         <w:docPartObj>
           <w:docPartGallery w:val="Table of Contents"/>
@@ -302,16 +311,9 @@
       </w:sdtPr>
       <w:sdtEndPr>
         <w:rPr>
-          <w:rFonts w:asciiTheme="minorHAnsi" w:eastAsiaTheme="minorHAnsi" w:hAnsiTheme="minorHAnsi" w:cstheme="minorBidi"/>
           <w:b/>
           <w:bCs/>
           <w:noProof/>
-          <w:color w:val="auto"/>
-          <w:kern w:val="2"/>
-          <w:sz w:val="22"/>
-          <w:szCs w:val="22"/>
-          <w:lang w:eastAsia="en-US"/>
-          <w14:ligatures w14:val="standardContextual"/>
         </w:rPr>
       </w:sdtEndPr>
       <w:sdtContent>
@@ -322,6 +324,8 @@
             <w:rPr>
               <w:b/>
               <w:bCs/>
+              <w:sz w:val="24"/>
+              <w:szCs w:val="24"/>
             </w:rPr>
           </w:pPr>
           <w:r>
@@ -353,24 +357,34 @@
             <w:rPr>
               <w:b w:val="0"/>
               <w:bCs w:val="0"/>
+              <w:sz w:val="24"/>
+              <w:szCs w:val="24"/>
             </w:rPr>
             <w:fldChar w:fldCharType="begin"/>
           </w:r>
           <w:r>
+            <w:rPr>
+              <w:sz w:val="24"/>
+              <w:szCs w:val="24"/>
+            </w:rPr>
             <w:instrText>TOC \o "1-3" \h \z \u</w:instrText>
           </w:r>
           <w:r>
             <w:rPr>
               <w:b w:val="0"/>
               <w:bCs w:val="0"/>
+              <w:sz w:val="24"/>
+              <w:szCs w:val="24"/>
             </w:rPr>
             <w:fldChar w:fldCharType="separate"/>
           </w:r>
-          <w:hyperlink w:anchor="_Toc230200611" w:history="1">
+          <w:hyperlink w:anchor="_Toc230210578" w:history="1">
             <w:r>
               <w:rPr>
                 <w:rStyle w:val="Hyperlink"/>
                 <w:noProof/>
+                <w:sz w:val="24"/>
+                <w:szCs w:val="24"/>
               </w:rPr>
               <w:t>Problemformulering</w:t>
             </w:r>
@@ -378,6 +392,8 @@
               <w:rPr>
                 <w:noProof/>
                 <w:webHidden/>
+                <w:sz w:val="24"/>
+                <w:szCs w:val="24"/>
               </w:rPr>
               <w:tab/>
             </w:r>
@@ -385,6 +401,8 @@
               <w:rPr>
                 <w:noProof/>
                 <w:webHidden/>
+                <w:sz w:val="24"/>
+                <w:szCs w:val="24"/>
               </w:rPr>
               <w:fldChar w:fldCharType="begin"/>
             </w:r>
@@ -392,19 +410,25 @@
               <w:rPr>
                 <w:noProof/>
                 <w:webHidden/>
-              </w:rPr>
-              <w:instrText xml:space="preserve"> PAGEREF _Toc230200611 \h </w:instrText>
+                <w:sz w:val="24"/>
+                <w:szCs w:val="24"/>
+              </w:rPr>
+              <w:instrText xml:space="preserve"> PAGEREF _Toc230210578 \h </w:instrText>
             </w:r>
             <w:r>
               <w:rPr>
                 <w:noProof/>
                 <w:webHidden/>
+                <w:sz w:val="24"/>
+                <w:szCs w:val="24"/>
               </w:rPr>
             </w:r>
             <w:r>
               <w:rPr>
                 <w:noProof/>
                 <w:webHidden/>
+                <w:sz w:val="24"/>
+                <w:szCs w:val="24"/>
               </w:rPr>
               <w:fldChar w:fldCharType="separate"/>
             </w:r>
@@ -412,6 +436,8 @@
               <w:rPr>
                 <w:noProof/>
                 <w:webHidden/>
+                <w:sz w:val="24"/>
+                <w:szCs w:val="24"/>
               </w:rPr>
               <w:t>2</w:t>
             </w:r>
@@ -419,6 +445,8 @@
               <w:rPr>
                 <w:noProof/>
                 <w:webHidden/>
+                <w:sz w:val="24"/>
+                <w:szCs w:val="24"/>
               </w:rPr>
               <w:fldChar w:fldCharType="end"/>
             </w:r>
@@ -441,11 +469,13 @@
               <w:lang w:eastAsia="da-DK"/>
             </w:rPr>
           </w:pPr>
-          <w:hyperlink w:anchor="_Toc230200612" w:history="1">
+          <w:hyperlink w:anchor="_Toc230210579" w:history="1">
             <w:r>
               <w:rPr>
                 <w:rStyle w:val="Hyperlink"/>
                 <w:noProof/>
+                <w:sz w:val="24"/>
+                <w:szCs w:val="24"/>
               </w:rPr>
               <w:t>Projektbeskrivelse</w:t>
             </w:r>
@@ -453,6 +483,8 @@
               <w:rPr>
                 <w:noProof/>
                 <w:webHidden/>
+                <w:sz w:val="24"/>
+                <w:szCs w:val="24"/>
               </w:rPr>
               <w:tab/>
             </w:r>
@@ -460,6 +492,8 @@
               <w:rPr>
                 <w:noProof/>
                 <w:webHidden/>
+                <w:sz w:val="24"/>
+                <w:szCs w:val="24"/>
               </w:rPr>
               <w:fldChar w:fldCharType="begin"/>
             </w:r>
@@ -467,19 +501,25 @@
               <w:rPr>
                 <w:noProof/>
                 <w:webHidden/>
-              </w:rPr>
-              <w:instrText xml:space="preserve"> PAGEREF _Toc230200612 \h </w:instrText>
+                <w:sz w:val="24"/>
+                <w:szCs w:val="24"/>
+              </w:rPr>
+              <w:instrText xml:space="preserve"> PAGEREF _Toc230210579 \h </w:instrText>
             </w:r>
             <w:r>
               <w:rPr>
                 <w:noProof/>
                 <w:webHidden/>
+                <w:sz w:val="24"/>
+                <w:szCs w:val="24"/>
               </w:rPr>
             </w:r>
             <w:r>
               <w:rPr>
                 <w:noProof/>
                 <w:webHidden/>
+                <w:sz w:val="24"/>
+                <w:szCs w:val="24"/>
               </w:rPr>
               <w:fldChar w:fldCharType="separate"/>
             </w:r>
@@ -487,6 +527,8 @@
               <w:rPr>
                 <w:noProof/>
                 <w:webHidden/>
+                <w:sz w:val="24"/>
+                <w:szCs w:val="24"/>
               </w:rPr>
               <w:t>3</w:t>
             </w:r>
@@ -494,6 +536,8 @@
               <w:rPr>
                 <w:noProof/>
                 <w:webHidden/>
+                <w:sz w:val="24"/>
+                <w:szCs w:val="24"/>
               </w:rPr>
               <w:fldChar w:fldCharType="end"/>
             </w:r>
@@ -514,11 +558,13 @@
               <w:lang w:eastAsia="da-DK"/>
             </w:rPr>
           </w:pPr>
-          <w:hyperlink w:anchor="_Toc230200613" w:history="1">
+          <w:hyperlink w:anchor="_Toc230210580" w:history="1">
             <w:r>
               <w:rPr>
                 <w:rStyle w:val="Hyperlink"/>
                 <w:noProof/>
+                <w:sz w:val="24"/>
+                <w:szCs w:val="24"/>
               </w:rPr>
               <w:t>Projektets idé</w:t>
             </w:r>
@@ -526,6 +572,8 @@
               <w:rPr>
                 <w:noProof/>
                 <w:webHidden/>
+                <w:sz w:val="24"/>
+                <w:szCs w:val="24"/>
               </w:rPr>
               <w:tab/>
             </w:r>
@@ -533,6 +581,8 @@
               <w:rPr>
                 <w:noProof/>
                 <w:webHidden/>
+                <w:sz w:val="24"/>
+                <w:szCs w:val="24"/>
               </w:rPr>
               <w:fldChar w:fldCharType="begin"/>
             </w:r>
@@ -540,19 +590,25 @@
               <w:rPr>
                 <w:noProof/>
                 <w:webHidden/>
-              </w:rPr>
-              <w:instrText xml:space="preserve"> PAGEREF _Toc230200613 \h </w:instrText>
+                <w:sz w:val="24"/>
+                <w:szCs w:val="24"/>
+              </w:rPr>
+              <w:instrText xml:space="preserve"> PAGEREF _Toc230210580 \h </w:instrText>
             </w:r>
             <w:r>
               <w:rPr>
                 <w:noProof/>
                 <w:webHidden/>
+                <w:sz w:val="24"/>
+                <w:szCs w:val="24"/>
               </w:rPr>
             </w:r>
             <w:r>
               <w:rPr>
                 <w:noProof/>
                 <w:webHidden/>
+                <w:sz w:val="24"/>
+                <w:szCs w:val="24"/>
               </w:rPr>
               <w:fldChar w:fldCharType="separate"/>
             </w:r>
@@ -560,6 +616,8 @@
               <w:rPr>
                 <w:noProof/>
                 <w:webHidden/>
+                <w:sz w:val="24"/>
+                <w:szCs w:val="24"/>
               </w:rPr>
               <w:t>3</w:t>
             </w:r>
@@ -567,6 +625,8 @@
               <w:rPr>
                 <w:noProof/>
                 <w:webHidden/>
+                <w:sz w:val="24"/>
+                <w:szCs w:val="24"/>
               </w:rPr>
               <w:fldChar w:fldCharType="end"/>
             </w:r>
@@ -589,11 +649,13 @@
               <w:lang w:eastAsia="da-DK"/>
             </w:rPr>
           </w:pPr>
-          <w:hyperlink w:anchor="_Toc230200614" w:history="1">
+          <w:hyperlink w:anchor="_Toc230210581" w:history="1">
             <w:r>
               <w:rPr>
                 <w:rStyle w:val="Hyperlink"/>
                 <w:noProof/>
+                <w:sz w:val="24"/>
+                <w:szCs w:val="24"/>
               </w:rPr>
               <w:t>Projektplanlægning</w:t>
             </w:r>
@@ -601,6 +663,8 @@
               <w:rPr>
                 <w:noProof/>
                 <w:webHidden/>
+                <w:sz w:val="24"/>
+                <w:szCs w:val="24"/>
               </w:rPr>
               <w:tab/>
             </w:r>
@@ -608,6 +672,8 @@
               <w:rPr>
                 <w:noProof/>
                 <w:webHidden/>
+                <w:sz w:val="24"/>
+                <w:szCs w:val="24"/>
               </w:rPr>
               <w:fldChar w:fldCharType="begin"/>
             </w:r>
@@ -615,19 +681,25 @@
               <w:rPr>
                 <w:noProof/>
                 <w:webHidden/>
-              </w:rPr>
-              <w:instrText xml:space="preserve"> PAGEREF _Toc230200614 \h </w:instrText>
+                <w:sz w:val="24"/>
+                <w:szCs w:val="24"/>
+              </w:rPr>
+              <w:instrText xml:space="preserve"> PAGEREF _Toc230210581 \h </w:instrText>
             </w:r>
             <w:r>
               <w:rPr>
                 <w:noProof/>
                 <w:webHidden/>
+                <w:sz w:val="24"/>
+                <w:szCs w:val="24"/>
               </w:rPr>
             </w:r>
             <w:r>
               <w:rPr>
                 <w:noProof/>
                 <w:webHidden/>
+                <w:sz w:val="24"/>
+                <w:szCs w:val="24"/>
               </w:rPr>
               <w:fldChar w:fldCharType="separate"/>
             </w:r>
@@ -635,13 +707,17 @@
               <w:rPr>
                 <w:noProof/>
                 <w:webHidden/>
-              </w:rPr>
-              <w:t>3</w:t>
+                <w:sz w:val="24"/>
+                <w:szCs w:val="24"/>
+              </w:rPr>
+              <w:t>4</w:t>
             </w:r>
             <w:r>
               <w:rPr>
                 <w:noProof/>
                 <w:webHidden/>
+                <w:sz w:val="24"/>
+                <w:szCs w:val="24"/>
               </w:rPr>
               <w:fldChar w:fldCharType="end"/>
             </w:r>
@@ -664,11 +740,13 @@
               <w:lang w:eastAsia="da-DK"/>
             </w:rPr>
           </w:pPr>
-          <w:hyperlink w:anchor="_Toc230200615" w:history="1">
+          <w:hyperlink w:anchor="_Toc230210582" w:history="1">
             <w:r>
               <w:rPr>
                 <w:rStyle w:val="Hyperlink"/>
                 <w:noProof/>
+                <w:sz w:val="24"/>
+                <w:szCs w:val="24"/>
               </w:rPr>
               <w:t>Estimeret tidsplan</w:t>
             </w:r>
@@ -676,6 +754,8 @@
               <w:rPr>
                 <w:noProof/>
                 <w:webHidden/>
+                <w:sz w:val="24"/>
+                <w:szCs w:val="24"/>
               </w:rPr>
               <w:tab/>
             </w:r>
@@ -683,6 +763,8 @@
               <w:rPr>
                 <w:noProof/>
                 <w:webHidden/>
+                <w:sz w:val="24"/>
+                <w:szCs w:val="24"/>
               </w:rPr>
               <w:fldChar w:fldCharType="begin"/>
             </w:r>
@@ -690,19 +772,25 @@
               <w:rPr>
                 <w:noProof/>
                 <w:webHidden/>
-              </w:rPr>
-              <w:instrText xml:space="preserve"> PAGEREF _Toc230200615 \h </w:instrText>
+                <w:sz w:val="24"/>
+                <w:szCs w:val="24"/>
+              </w:rPr>
+              <w:instrText xml:space="preserve"> PAGEREF _Toc230210582 \h </w:instrText>
             </w:r>
             <w:r>
               <w:rPr>
                 <w:noProof/>
                 <w:webHidden/>
+                <w:sz w:val="24"/>
+                <w:szCs w:val="24"/>
               </w:rPr>
             </w:r>
             <w:r>
               <w:rPr>
                 <w:noProof/>
                 <w:webHidden/>
+                <w:sz w:val="24"/>
+                <w:szCs w:val="24"/>
               </w:rPr>
               <w:fldChar w:fldCharType="separate"/>
             </w:r>
@@ -710,13 +798,17 @@
               <w:rPr>
                 <w:noProof/>
                 <w:webHidden/>
-              </w:rPr>
-              <w:t>3</w:t>
+                <w:sz w:val="24"/>
+                <w:szCs w:val="24"/>
+              </w:rPr>
+              <w:t>4</w:t>
             </w:r>
             <w:r>
               <w:rPr>
                 <w:noProof/>
                 <w:webHidden/>
+                <w:sz w:val="24"/>
+                <w:szCs w:val="24"/>
               </w:rPr>
               <w:fldChar w:fldCharType="end"/>
             </w:r>
@@ -739,11 +831,13 @@
               <w:lang w:eastAsia="da-DK"/>
             </w:rPr>
           </w:pPr>
-          <w:hyperlink w:anchor="_Toc230200616" w:history="1">
+          <w:hyperlink w:anchor="_Toc230210583" w:history="1">
             <w:r>
               <w:rPr>
                 <w:rStyle w:val="Hyperlink"/>
                 <w:noProof/>
+                <w:sz w:val="24"/>
+                <w:szCs w:val="24"/>
               </w:rPr>
               <w:t>Realiseret tidsplan</w:t>
             </w:r>
@@ -751,6 +845,8 @@
               <w:rPr>
                 <w:noProof/>
                 <w:webHidden/>
+                <w:sz w:val="24"/>
+                <w:szCs w:val="24"/>
               </w:rPr>
               <w:tab/>
             </w:r>
@@ -758,6 +854,8 @@
               <w:rPr>
                 <w:noProof/>
                 <w:webHidden/>
+                <w:sz w:val="24"/>
+                <w:szCs w:val="24"/>
               </w:rPr>
               <w:fldChar w:fldCharType="begin"/>
             </w:r>
@@ -765,19 +863,25 @@
               <w:rPr>
                 <w:noProof/>
                 <w:webHidden/>
-              </w:rPr>
-              <w:instrText xml:space="preserve"> PAGEREF _Toc230200616 \h </w:instrText>
+                <w:sz w:val="24"/>
+                <w:szCs w:val="24"/>
+              </w:rPr>
+              <w:instrText xml:space="preserve"> PAGEREF _Toc230210583 \h </w:instrText>
             </w:r>
             <w:r>
               <w:rPr>
                 <w:noProof/>
                 <w:webHidden/>
+                <w:sz w:val="24"/>
+                <w:szCs w:val="24"/>
               </w:rPr>
             </w:r>
             <w:r>
               <w:rPr>
                 <w:noProof/>
                 <w:webHidden/>
+                <w:sz w:val="24"/>
+                <w:szCs w:val="24"/>
               </w:rPr>
               <w:fldChar w:fldCharType="separate"/>
             </w:r>
@@ -785,6 +889,8 @@
               <w:rPr>
                 <w:noProof/>
                 <w:webHidden/>
+                <w:sz w:val="24"/>
+                <w:szCs w:val="24"/>
               </w:rPr>
               <w:t>5</w:t>
             </w:r>
@@ -792,6 +898,8 @@
               <w:rPr>
                 <w:noProof/>
                 <w:webHidden/>
+                <w:sz w:val="24"/>
+                <w:szCs w:val="24"/>
               </w:rPr>
               <w:fldChar w:fldCharType="end"/>
             </w:r>
@@ -812,11 +920,13 @@
               <w:lang w:eastAsia="da-DK"/>
             </w:rPr>
           </w:pPr>
-          <w:hyperlink w:anchor="_Toc230200617" w:history="1">
+          <w:hyperlink w:anchor="_Toc230210584" w:history="1">
             <w:r>
               <w:rPr>
                 <w:rStyle w:val="Hyperlink"/>
                 <w:noProof/>
+                <w:sz w:val="24"/>
+                <w:szCs w:val="24"/>
               </w:rPr>
               <w:t>Udviklingsmetode</w:t>
             </w:r>
@@ -824,6 +934,8 @@
               <w:rPr>
                 <w:noProof/>
                 <w:webHidden/>
+                <w:sz w:val="24"/>
+                <w:szCs w:val="24"/>
               </w:rPr>
               <w:tab/>
             </w:r>
@@ -831,6 +943,8 @@
               <w:rPr>
                 <w:noProof/>
                 <w:webHidden/>
+                <w:sz w:val="24"/>
+                <w:szCs w:val="24"/>
               </w:rPr>
               <w:fldChar w:fldCharType="begin"/>
             </w:r>
@@ -838,19 +952,25 @@
               <w:rPr>
                 <w:noProof/>
                 <w:webHidden/>
-              </w:rPr>
-              <w:instrText xml:space="preserve"> PAGEREF _Toc230200617 \h </w:instrText>
+                <w:sz w:val="24"/>
+                <w:szCs w:val="24"/>
+              </w:rPr>
+              <w:instrText xml:space="preserve"> PAGEREF _Toc230210584 \h </w:instrText>
             </w:r>
             <w:r>
               <w:rPr>
                 <w:noProof/>
                 <w:webHidden/>
+                <w:sz w:val="24"/>
+                <w:szCs w:val="24"/>
               </w:rPr>
             </w:r>
             <w:r>
               <w:rPr>
                 <w:noProof/>
                 <w:webHidden/>
+                <w:sz w:val="24"/>
+                <w:szCs w:val="24"/>
               </w:rPr>
               <w:fldChar w:fldCharType="separate"/>
             </w:r>
@@ -858,6 +978,8 @@
               <w:rPr>
                 <w:noProof/>
                 <w:webHidden/>
+                <w:sz w:val="24"/>
+                <w:szCs w:val="24"/>
               </w:rPr>
               <w:t>6</w:t>
             </w:r>
@@ -865,6 +987,8 @@
               <w:rPr>
                 <w:noProof/>
                 <w:webHidden/>
+                <w:sz w:val="24"/>
+                <w:szCs w:val="24"/>
               </w:rPr>
               <w:fldChar w:fldCharType="end"/>
             </w:r>
@@ -885,11 +1009,13 @@
               <w:lang w:eastAsia="da-DK"/>
             </w:rPr>
           </w:pPr>
-          <w:hyperlink w:anchor="_Toc230200618" w:history="1">
+          <w:hyperlink w:anchor="_Toc230210585" w:history="1">
             <w:r>
               <w:rPr>
                 <w:rStyle w:val="Hyperlink"/>
                 <w:noProof/>
+                <w:sz w:val="24"/>
+                <w:szCs w:val="24"/>
               </w:rPr>
               <w:t>Prioritering af funktioner</w:t>
             </w:r>
@@ -897,6 +1023,8 @@
               <w:rPr>
                 <w:noProof/>
                 <w:webHidden/>
+                <w:sz w:val="24"/>
+                <w:szCs w:val="24"/>
               </w:rPr>
               <w:tab/>
             </w:r>
@@ -904,6 +1032,8 @@
               <w:rPr>
                 <w:noProof/>
                 <w:webHidden/>
+                <w:sz w:val="24"/>
+                <w:szCs w:val="24"/>
               </w:rPr>
               <w:fldChar w:fldCharType="begin"/>
             </w:r>
@@ -911,19 +1041,25 @@
               <w:rPr>
                 <w:noProof/>
                 <w:webHidden/>
-              </w:rPr>
-              <w:instrText xml:space="preserve"> PAGEREF _Toc230200618 \h </w:instrText>
+                <w:sz w:val="24"/>
+                <w:szCs w:val="24"/>
+              </w:rPr>
+              <w:instrText xml:space="preserve"> PAGEREF _Toc230210585 \h </w:instrText>
             </w:r>
             <w:r>
               <w:rPr>
                 <w:noProof/>
                 <w:webHidden/>
+                <w:sz w:val="24"/>
+                <w:szCs w:val="24"/>
               </w:rPr>
             </w:r>
             <w:r>
               <w:rPr>
                 <w:noProof/>
                 <w:webHidden/>
+                <w:sz w:val="24"/>
+                <w:szCs w:val="24"/>
               </w:rPr>
               <w:fldChar w:fldCharType="separate"/>
             </w:r>
@@ -931,13 +1067,17 @@
               <w:rPr>
                 <w:noProof/>
                 <w:webHidden/>
-              </w:rPr>
-              <w:t>6</w:t>
+                <w:sz w:val="24"/>
+                <w:szCs w:val="24"/>
+              </w:rPr>
+              <w:t>7</w:t>
             </w:r>
             <w:r>
               <w:rPr>
                 <w:noProof/>
                 <w:webHidden/>
+                <w:sz w:val="24"/>
+                <w:szCs w:val="24"/>
               </w:rPr>
               <w:fldChar w:fldCharType="end"/>
             </w:r>
@@ -958,11 +1098,13 @@
               <w:lang w:eastAsia="da-DK"/>
             </w:rPr>
           </w:pPr>
-          <w:hyperlink w:anchor="_Toc230200619" w:history="1">
+          <w:hyperlink w:anchor="_Toc230210586" w:history="1">
             <w:r>
               <w:rPr>
                 <w:rStyle w:val="Hyperlink"/>
                 <w:noProof/>
+                <w:sz w:val="24"/>
+                <w:szCs w:val="24"/>
               </w:rPr>
               <w:t>Versionsstyring</w:t>
             </w:r>
@@ -970,6 +1112,8 @@
               <w:rPr>
                 <w:noProof/>
                 <w:webHidden/>
+                <w:sz w:val="24"/>
+                <w:szCs w:val="24"/>
               </w:rPr>
               <w:tab/>
             </w:r>
@@ -977,6 +1121,8 @@
               <w:rPr>
                 <w:noProof/>
                 <w:webHidden/>
+                <w:sz w:val="24"/>
+                <w:szCs w:val="24"/>
               </w:rPr>
               <w:fldChar w:fldCharType="begin"/>
             </w:r>
@@ -984,19 +1130,25 @@
               <w:rPr>
                 <w:noProof/>
                 <w:webHidden/>
-              </w:rPr>
-              <w:instrText xml:space="preserve"> PAGEREF _Toc230200619 \h </w:instrText>
+                <w:sz w:val="24"/>
+                <w:szCs w:val="24"/>
+              </w:rPr>
+              <w:instrText xml:space="preserve"> PAGEREF _Toc230210586 \h </w:instrText>
             </w:r>
             <w:r>
               <w:rPr>
                 <w:noProof/>
                 <w:webHidden/>
+                <w:sz w:val="24"/>
+                <w:szCs w:val="24"/>
               </w:rPr>
             </w:r>
             <w:r>
               <w:rPr>
                 <w:noProof/>
                 <w:webHidden/>
+                <w:sz w:val="24"/>
+                <w:szCs w:val="24"/>
               </w:rPr>
               <w:fldChar w:fldCharType="separate"/>
             </w:r>
@@ -1004,6 +1156,8 @@
               <w:rPr>
                 <w:noProof/>
                 <w:webHidden/>
+                <w:sz w:val="24"/>
+                <w:szCs w:val="24"/>
               </w:rPr>
               <w:t>7</w:t>
             </w:r>
@@ -1011,6 +1165,8 @@
               <w:rPr>
                 <w:noProof/>
                 <w:webHidden/>
+                <w:sz w:val="24"/>
+                <w:szCs w:val="24"/>
               </w:rPr>
               <w:fldChar w:fldCharType="end"/>
             </w:r>
@@ -1033,11 +1189,13 @@
               <w:lang w:eastAsia="da-DK"/>
             </w:rPr>
           </w:pPr>
-          <w:hyperlink w:anchor="_Toc230200620" w:history="1">
+          <w:hyperlink w:anchor="_Toc230210587" w:history="1">
             <w:r>
               <w:rPr>
                 <w:rStyle w:val="Hyperlink"/>
                 <w:noProof/>
+                <w:sz w:val="24"/>
+                <w:szCs w:val="24"/>
               </w:rPr>
               <w:t>Logbog</w:t>
             </w:r>
@@ -1045,6 +1203,8 @@
               <w:rPr>
                 <w:noProof/>
                 <w:webHidden/>
+                <w:sz w:val="24"/>
+                <w:szCs w:val="24"/>
               </w:rPr>
               <w:tab/>
             </w:r>
@@ -1052,6 +1212,8 @@
               <w:rPr>
                 <w:noProof/>
                 <w:webHidden/>
+                <w:sz w:val="24"/>
+                <w:szCs w:val="24"/>
               </w:rPr>
               <w:fldChar w:fldCharType="begin"/>
             </w:r>
@@ -1059,19 +1221,25 @@
               <w:rPr>
                 <w:noProof/>
                 <w:webHidden/>
-              </w:rPr>
-              <w:instrText xml:space="preserve"> PAGEREF _Toc230200620 \h </w:instrText>
+                <w:sz w:val="24"/>
+                <w:szCs w:val="24"/>
+              </w:rPr>
+              <w:instrText xml:space="preserve"> PAGEREF _Toc230210587 \h </w:instrText>
             </w:r>
             <w:r>
               <w:rPr>
                 <w:noProof/>
                 <w:webHidden/>
+                <w:sz w:val="24"/>
+                <w:szCs w:val="24"/>
               </w:rPr>
             </w:r>
             <w:r>
               <w:rPr>
                 <w:noProof/>
                 <w:webHidden/>
+                <w:sz w:val="24"/>
+                <w:szCs w:val="24"/>
               </w:rPr>
               <w:fldChar w:fldCharType="separate"/>
             </w:r>
@@ -1079,6 +1247,8 @@
               <w:rPr>
                 <w:noProof/>
                 <w:webHidden/>
+                <w:sz w:val="24"/>
+                <w:szCs w:val="24"/>
               </w:rPr>
               <w:t>8</w:t>
             </w:r>
@@ -1086,6 +1256,8 @@
               <w:rPr>
                 <w:noProof/>
                 <w:webHidden/>
+                <w:sz w:val="24"/>
+                <w:szCs w:val="24"/>
               </w:rPr>
               <w:fldChar w:fldCharType="end"/>
             </w:r>
@@ -1108,11 +1280,13 @@
               <w:lang w:eastAsia="da-DK"/>
             </w:rPr>
           </w:pPr>
-          <w:hyperlink w:anchor="_Toc230200621" w:history="1">
+          <w:hyperlink w:anchor="_Toc230210588" w:history="1">
             <w:r>
               <w:rPr>
                 <w:rStyle w:val="Hyperlink"/>
                 <w:noProof/>
+                <w:sz w:val="24"/>
+                <w:szCs w:val="24"/>
               </w:rPr>
               <w:t>Konklusion</w:t>
             </w:r>
@@ -1120,6 +1294,8 @@
               <w:rPr>
                 <w:noProof/>
                 <w:webHidden/>
+                <w:sz w:val="24"/>
+                <w:szCs w:val="24"/>
               </w:rPr>
               <w:tab/>
             </w:r>
@@ -1127,6 +1303,8 @@
               <w:rPr>
                 <w:noProof/>
                 <w:webHidden/>
+                <w:sz w:val="24"/>
+                <w:szCs w:val="24"/>
               </w:rPr>
               <w:fldChar w:fldCharType="begin"/>
             </w:r>
@@ -1134,19 +1312,25 @@
               <w:rPr>
                 <w:noProof/>
                 <w:webHidden/>
-              </w:rPr>
-              <w:instrText xml:space="preserve"> PAGEREF _Toc230200621 \h </w:instrText>
+                <w:sz w:val="24"/>
+                <w:szCs w:val="24"/>
+              </w:rPr>
+              <w:instrText xml:space="preserve"> PAGEREF _Toc230210588 \h </w:instrText>
             </w:r>
             <w:r>
               <w:rPr>
                 <w:noProof/>
                 <w:webHidden/>
+                <w:sz w:val="24"/>
+                <w:szCs w:val="24"/>
               </w:rPr>
             </w:r>
             <w:r>
               <w:rPr>
                 <w:noProof/>
                 <w:webHidden/>
+                <w:sz w:val="24"/>
+                <w:szCs w:val="24"/>
               </w:rPr>
               <w:fldChar w:fldCharType="separate"/>
             </w:r>
@@ -1154,13 +1338,17 @@
               <w:rPr>
                 <w:noProof/>
                 <w:webHidden/>
-              </w:rPr>
-              <w:t>10</w:t>
+                <w:sz w:val="24"/>
+                <w:szCs w:val="24"/>
+              </w:rPr>
+              <w:t>11</w:t>
             </w:r>
             <w:r>
               <w:rPr>
                 <w:noProof/>
                 <w:webHidden/>
+                <w:sz w:val="24"/>
+                <w:szCs w:val="24"/>
               </w:rPr>
               <w:fldChar w:fldCharType="end"/>
             </w:r>
@@ -1175,6 +1363,8 @@
               <w:b/>
               <w:bCs/>
               <w:noProof/>
+              <w:sz w:val="24"/>
+              <w:szCs w:val="24"/>
             </w:rPr>
             <w:fldChar w:fldCharType="end"/>
           </w:r>
@@ -1193,14 +1383,12 @@
       <w:pPr>
         <w:spacing w:line="360" w:lineRule="auto"/>
         <w:rPr>
-          <w:rFonts w:asciiTheme="majorHAnsi" w:hAnsiTheme="majorHAnsi"/>
-          <w:color w:val="0F4761" w:themeColor="accent1" w:themeShade="BF"/>
           <w:sz w:val="24"/>
           <w:szCs w:val="24"/>
         </w:rPr>
       </w:pPr>
       <w:bookmarkStart w:id="0" w:name="_Toc200442265"/>
-      <w:bookmarkStart w:id="1" w:name="_Toc230200611"/>
+      <w:bookmarkStart w:id="1" w:name="_Toc230210578"/>
       <w:r>
         <w:rPr>
           <w:rStyle w:val="Overskrift1Tegn"/>
@@ -1224,7 +1412,7 @@
           <w:sz w:val="24"/>
           <w:szCs w:val="24"/>
         </w:rPr>
-        <w:t xml:space="preserve">Denne </w:t>
+        <w:t xml:space="preserve">Mange studerende anvender flere forskellige platforme til </w:t>
       </w:r>
       <w:proofErr w:type="spellStart"/>
       <w:r>
@@ -1232,7 +1420,7 @@
           <w:sz w:val="24"/>
           <w:szCs w:val="24"/>
         </w:rPr>
-        <w:t>processrapport</w:t>
+        <w:t>notetagning</w:t>
       </w:r>
       <w:proofErr w:type="spellEnd"/>
       <w:r>
@@ -1240,91 +1428,39 @@
           <w:sz w:val="24"/>
           <w:szCs w:val="24"/>
         </w:rPr>
-        <w:t xml:space="preserve"> beskriver arbejdsprocessen bag udviklingen af projektet “</w:t>
-      </w:r>
-      <w:proofErr w:type="spellStart"/>
-      <w:r>
-        <w:rPr>
-          <w:sz w:val="24"/>
-          <w:szCs w:val="24"/>
-        </w:rPr>
-        <w:t>Study</w:t>
-      </w:r>
-      <w:proofErr w:type="spellEnd"/>
-      <w:r>
-        <w:rPr>
-          <w:sz w:val="24"/>
-          <w:szCs w:val="24"/>
-        </w:rPr>
-        <w:t xml:space="preserve"> Hub”, som er udviklet i forbindelse med mini-svendeprøven på datateknikeruddannelsen med speciale i programmering.</w:t>
-      </w:r>
-    </w:p>
-    <w:p>
-      <w:pPr>
-        <w:spacing w:line="360" w:lineRule="auto"/>
-        <w:rPr>
-          <w:rFonts w:asciiTheme="majorHAnsi" w:hAnsiTheme="majorHAnsi"/>
-          <w:color w:val="0F4761" w:themeColor="accent1" w:themeShade="BF"/>
-          <w:sz w:val="24"/>
-          <w:szCs w:val="24"/>
-        </w:rPr>
-      </w:pPr>
-      <w:r>
-        <w:rPr>
-          <w:sz w:val="24"/>
-          <w:szCs w:val="24"/>
-        </w:rPr>
-        <w:t>Rapporten fokuserer primært på udviklingsprocessen, de tekniske valg, udfordringer undervejs samt refleksioner omkring projektforløbet.</w:t>
-      </w:r>
-    </w:p>
-    <w:p>
-      <w:pPr>
-        <w:spacing w:line="360" w:lineRule="auto"/>
-        <w:rPr>
-          <w:sz w:val="24"/>
-          <w:szCs w:val="24"/>
-        </w:rPr>
-      </w:pPr>
-      <w:r>
-        <w:rPr>
-          <w:sz w:val="24"/>
-          <w:szCs w:val="24"/>
-        </w:rPr>
-        <w:t>Rapporten fungerer som dokumentation for, hvordan projektet er planlagt, udviklet og evalueret gennem hele udviklingsforløbet.</w:t>
-      </w:r>
-    </w:p>
-    <w:p>
-      <w:pPr>
-        <w:spacing w:line="360" w:lineRule="auto"/>
-        <w:rPr>
-          <w:rFonts w:asciiTheme="majorHAnsi" w:hAnsiTheme="majorHAnsi"/>
-          <w:color w:val="0F4761" w:themeColor="accent1" w:themeShade="BF"/>
-          <w:sz w:val="24"/>
-          <w:szCs w:val="24"/>
-        </w:rPr>
-      </w:pPr>
-      <w:r>
-        <w:rPr>
-          <w:sz w:val="24"/>
-          <w:szCs w:val="24"/>
-        </w:rPr>
-        <w:t>Projektets formål var at udvikle en webbaseret platform, hvor brugere kan oprette, organisere og samarbejde om noter i realtid.</w:t>
-      </w:r>
-    </w:p>
-    <w:p>
-      <w:pPr>
-        <w:spacing w:line="360" w:lineRule="auto"/>
-        <w:rPr>
-          <w:sz w:val="24"/>
-          <w:szCs w:val="24"/>
-        </w:rPr>
-      </w:pPr>
-      <w:r>
-        <w:rPr>
-          <w:sz w:val="24"/>
-          <w:szCs w:val="24"/>
-        </w:rPr>
-        <w:t>Målet med projektet var derfor at udvikle en moderne webapplikation, hvor brugere kan:</w:t>
+        <w:t>, organisering og samarbejde, hvilket kan gøre det besværligt at holde struktur og arbejde effektivt sammen i grupper.</w:t>
+      </w:r>
+    </w:p>
+    <w:p>
+      <w:pPr>
+        <w:spacing w:line="360" w:lineRule="auto"/>
+        <w:rPr>
+          <w:sz w:val="24"/>
+          <w:szCs w:val="24"/>
+        </w:rPr>
+      </w:pPr>
+      <w:r>
+        <w:rPr>
+          <w:sz w:val="24"/>
+          <w:szCs w:val="24"/>
+        </w:rPr>
+        <w:t>Formålet med projektet var derfor at udvikle en moderne webbaseret platform, hvor brugere kan oprette, organisere og samarbejde om noter i realtid.</w:t>
+      </w:r>
+    </w:p>
+    <w:p>
+      <w:pPr>
+        <w:spacing w:line="360" w:lineRule="auto"/>
+        <w:rPr>
+          <w:sz w:val="24"/>
+          <w:szCs w:val="24"/>
+        </w:rPr>
+      </w:pPr>
+      <w:r>
+        <w:rPr>
+          <w:sz w:val="24"/>
+          <w:szCs w:val="24"/>
+        </w:rPr>
+        <w:t>Systemet skulle understøtte:</w:t>
       </w:r>
     </w:p>
     <w:p>
@@ -1332,7 +1468,7 @@
         <w:pStyle w:val="Listeafsnit"/>
         <w:numPr>
           <w:ilvl w:val="0"/>
-          <w:numId w:val="5"/>
+          <w:numId w:val="6"/>
         </w:numPr>
         <w:spacing w:line="360" w:lineRule="auto"/>
         <w:rPr>
@@ -1345,7 +1481,7 @@
           <w:sz w:val="24"/>
           <w:szCs w:val="24"/>
         </w:rPr>
-        <w:t>Oprette og organisere noter</w:t>
+        <w:t>Strukturering gennem fag og emner</w:t>
       </w:r>
     </w:p>
     <w:p>
@@ -1353,7 +1489,7 @@
         <w:pStyle w:val="Listeafsnit"/>
         <w:numPr>
           <w:ilvl w:val="0"/>
-          <w:numId w:val="5"/>
+          <w:numId w:val="6"/>
         </w:numPr>
         <w:spacing w:line="360" w:lineRule="auto"/>
         <w:rPr>
@@ -1366,7 +1502,23 @@
           <w:sz w:val="24"/>
           <w:szCs w:val="24"/>
         </w:rPr>
-        <w:t>Strukturere noter gennem fag og emner</w:t>
+        <w:t>Rich-</w:t>
+      </w:r>
+      <w:proofErr w:type="spellStart"/>
+      <w:r>
+        <w:rPr>
+          <w:sz w:val="24"/>
+          <w:szCs w:val="24"/>
+        </w:rPr>
+        <w:t>text</w:t>
+      </w:r>
+      <w:proofErr w:type="spellEnd"/>
+      <w:r>
+        <w:rPr>
+          <w:sz w:val="24"/>
+          <w:szCs w:val="24"/>
+        </w:rPr>
+        <w:t xml:space="preserve"> redigering</w:t>
       </w:r>
     </w:p>
     <w:p>
@@ -1374,7 +1526,7 @@
         <w:pStyle w:val="Listeafsnit"/>
         <w:numPr>
           <w:ilvl w:val="0"/>
-          <w:numId w:val="5"/>
+          <w:numId w:val="6"/>
         </w:numPr>
         <w:spacing w:line="360" w:lineRule="auto"/>
         <w:rPr>
@@ -1387,7 +1539,7 @@
           <w:sz w:val="24"/>
           <w:szCs w:val="24"/>
         </w:rPr>
-        <w:t>Samarbejde om noter i realtid</w:t>
+        <w:t>Automatisk lagring</w:t>
       </w:r>
     </w:p>
     <w:p>
@@ -1395,7 +1547,7 @@
         <w:pStyle w:val="Listeafsnit"/>
         <w:numPr>
           <w:ilvl w:val="0"/>
-          <w:numId w:val="5"/>
+          <w:numId w:val="6"/>
         </w:numPr>
         <w:spacing w:line="360" w:lineRule="auto"/>
         <w:rPr>
@@ -1408,39 +1560,39 @@
           <w:sz w:val="24"/>
           <w:szCs w:val="24"/>
         </w:rPr>
-        <w:t>Få automatisk lagring af dokumenter</w:t>
-      </w:r>
-    </w:p>
-    <w:p>
-      <w:pPr>
-        <w:spacing w:line="360" w:lineRule="auto"/>
-        <w:rPr>
-          <w:sz w:val="24"/>
-          <w:szCs w:val="24"/>
-        </w:rPr>
-      </w:pPr>
-      <w:r>
-        <w:rPr>
-          <w:sz w:val="24"/>
-          <w:szCs w:val="24"/>
-        </w:rPr>
-        <w:t>Projektet skulle samtidig give erfaring med moderne webudvikling, databasedesign og real-time systemer.</w:t>
-      </w:r>
-    </w:p>
-    <w:p>
-      <w:pPr>
-        <w:spacing w:line="360" w:lineRule="auto"/>
-        <w:rPr>
-          <w:sz w:val="24"/>
-          <w:szCs w:val="24"/>
-        </w:rPr>
-      </w:pPr>
-      <w:r>
-        <w:rPr>
-          <w:sz w:val="24"/>
-          <w:szCs w:val="24"/>
-        </w:rPr>
-        <w:t>De vigtigste teknologier i projektet blev:</w:t>
+        <w:t>Real-time samarbejde mellem flere brugere</w:t>
+      </w:r>
+    </w:p>
+    <w:p>
+      <w:pPr>
+        <w:spacing w:line="360" w:lineRule="auto"/>
+        <w:rPr>
+          <w:sz w:val="24"/>
+          <w:szCs w:val="24"/>
+        </w:rPr>
+      </w:pPr>
+      <w:r>
+        <w:rPr>
+          <w:sz w:val="24"/>
+          <w:szCs w:val="24"/>
+        </w:rPr>
+        <w:t>Projektet havde samtidig fokus på at give erfaring med moderne webudvikling, databasedesign og real-time teknologier.</w:t>
+      </w:r>
+    </w:p>
+    <w:p>
+      <w:pPr>
+        <w:spacing w:line="360" w:lineRule="auto"/>
+        <w:rPr>
+          <w:sz w:val="24"/>
+          <w:szCs w:val="24"/>
+        </w:rPr>
+      </w:pPr>
+      <w:r>
+        <w:rPr>
+          <w:sz w:val="24"/>
+          <w:szCs w:val="24"/>
+        </w:rPr>
+        <w:t>Til projektet blev blandt andet anvendt:</w:t>
       </w:r>
     </w:p>
     <w:p>
@@ -1448,7 +1600,7 @@
         <w:pStyle w:val="Listeafsnit"/>
         <w:numPr>
           <w:ilvl w:val="0"/>
-          <w:numId w:val="5"/>
+          <w:numId w:val="7"/>
         </w:numPr>
         <w:spacing w:line="360" w:lineRule="auto"/>
         <w:rPr>
@@ -1469,7 +1621,7 @@
         <w:pStyle w:val="Listeafsnit"/>
         <w:numPr>
           <w:ilvl w:val="0"/>
-          <w:numId w:val="5"/>
+          <w:numId w:val="7"/>
         </w:numPr>
         <w:spacing w:line="360" w:lineRule="auto"/>
         <w:rPr>
@@ -1490,7 +1642,7 @@
         <w:pStyle w:val="Listeafsnit"/>
         <w:numPr>
           <w:ilvl w:val="0"/>
-          <w:numId w:val="5"/>
+          <w:numId w:val="7"/>
         </w:numPr>
         <w:spacing w:line="360" w:lineRule="auto"/>
         <w:rPr>
@@ -1520,7 +1672,7 @@
         <w:pStyle w:val="Listeafsnit"/>
         <w:numPr>
           <w:ilvl w:val="0"/>
-          <w:numId w:val="5"/>
+          <w:numId w:val="7"/>
         </w:numPr>
         <w:spacing w:line="360" w:lineRule="auto"/>
         <w:rPr>
@@ -1543,7 +1695,7 @@
         <w:pStyle w:val="Listeafsnit"/>
         <w:numPr>
           <w:ilvl w:val="0"/>
-          <w:numId w:val="5"/>
+          <w:numId w:val="7"/>
         </w:numPr>
         <w:spacing w:line="360" w:lineRule="auto"/>
         <w:rPr>
@@ -1566,7 +1718,7 @@
         <w:pStyle w:val="Listeafsnit"/>
         <w:numPr>
           <w:ilvl w:val="0"/>
-          <w:numId w:val="5"/>
+          <w:numId w:val="7"/>
         </w:numPr>
         <w:spacing w:line="360" w:lineRule="auto"/>
         <w:rPr>
@@ -1586,11 +1738,83 @@
     </w:p>
     <w:p>
       <w:pPr>
-        <w:pStyle w:val="Overskrift2"/>
-        <w:spacing w:line="360" w:lineRule="auto"/>
-      </w:pPr>
-      <w:bookmarkStart w:id="2" w:name="_Toc230200612"/>
-      <w:r>
+        <w:spacing w:line="360" w:lineRule="auto"/>
+        <w:rPr>
+          <w:sz w:val="24"/>
+          <w:szCs w:val="24"/>
+        </w:rPr>
+      </w:pPr>
+      <w:r>
+        <w:rPr>
+          <w:sz w:val="24"/>
+          <w:szCs w:val="24"/>
+        </w:rPr>
+        <w:t>Denne procesrapport beskriver udviklingsprocessen, de tekniske valg, udfordringer undervejs samt refleksioner omkring projektforløbet</w:t>
+      </w:r>
+      <w:r>
+        <w:rPr>
+          <w:sz w:val="24"/>
+          <w:szCs w:val="24"/>
+        </w:rPr>
+        <w:t>.</w:t>
+      </w:r>
+      <w:r>
+        <w:rPr>
+          <w:sz w:val="24"/>
+          <w:szCs w:val="24"/>
+        </w:rPr>
+        <w:br/>
+      </w:r>
+      <w:r>
+        <w:rPr>
+          <w:sz w:val="24"/>
+          <w:szCs w:val="24"/>
+        </w:rPr>
+        <w:br/>
+      </w:r>
+      <w:r>
+        <w:rPr>
+          <w:sz w:val="24"/>
+          <w:szCs w:val="24"/>
+        </w:rPr>
+        <w:br/>
+      </w:r>
+      <w:r>
+        <w:rPr>
+          <w:sz w:val="24"/>
+          <w:szCs w:val="24"/>
+        </w:rPr>
+        <w:br/>
+      </w:r>
+      <w:r>
+        <w:rPr>
+          <w:sz w:val="24"/>
+          <w:szCs w:val="24"/>
+        </w:rPr>
+        <w:br/>
+      </w:r>
+    </w:p>
+    <w:p>
+      <w:pPr>
+        <w:spacing w:line="360" w:lineRule="auto"/>
+        <w:rPr>
+          <w:rStyle w:val="Overskrift3Tegn"/>
+        </w:rPr>
+      </w:pPr>
+    </w:p>
+    <w:p>
+      <w:pPr>
+        <w:spacing w:line="360" w:lineRule="auto"/>
+        <w:rPr>
+          <w:sz w:val="24"/>
+          <w:szCs w:val="24"/>
+        </w:rPr>
+      </w:pPr>
+      <w:bookmarkStart w:id="2" w:name="_Toc230210579"/>
+      <w:r>
+        <w:rPr>
+          <w:rStyle w:val="Overskrift2Tegn"/>
+        </w:rPr>
         <w:lastRenderedPageBreak/>
         <w:t>Projektbeskrivelse</w:t>
       </w:r>
@@ -1601,7 +1825,7 @@
         <w:pStyle w:val="Overskrift3"/>
         <w:spacing w:line="360" w:lineRule="auto"/>
       </w:pPr>
-      <w:bookmarkStart w:id="3" w:name="_Toc230200613"/>
+      <w:bookmarkStart w:id="3" w:name="_Toc230210580"/>
       <w:r>
         <w:t>Projektets idé</w:t>
       </w:r>
@@ -1797,8 +2021,26 @@
         <w:pStyle w:val="Overskrift1"/>
         <w:spacing w:line="360" w:lineRule="auto"/>
       </w:pPr>
-      <w:bookmarkStart w:id="4" w:name="_Toc230200614"/>
-      <w:r>
+    </w:p>
+    <w:p/>
+    <w:p/>
+    <w:p/>
+    <w:p/>
+    <w:p/>
+    <w:p/>
+    <w:p/>
+    <w:p/>
+    <w:p/>
+    <w:p/>
+    <w:p/>
+    <w:p/>
+    <w:p>
+      <w:pPr>
+        <w:pStyle w:val="Overskrift1"/>
+      </w:pPr>
+      <w:bookmarkStart w:id="4" w:name="_Toc230210581"/>
+      <w:r>
+        <w:lastRenderedPageBreak/>
         <w:t>Projektplanlægning</w:t>
       </w:r>
       <w:bookmarkEnd w:id="4"/>
@@ -1808,7 +2050,7 @@
         <w:pStyle w:val="Overskrift2"/>
         <w:spacing w:line="360" w:lineRule="auto"/>
       </w:pPr>
-      <w:bookmarkStart w:id="5" w:name="_Toc230200615"/>
+      <w:bookmarkStart w:id="5" w:name="_Toc230210582"/>
       <w:r>
         <w:t>Estimeret tidsplan</w:t>
       </w:r>
@@ -2015,7 +2257,6 @@
           <w:sz w:val="24"/>
           <w:szCs w:val="24"/>
         </w:rPr>
-        <w:lastRenderedPageBreak/>
         <w:t>Målet med denne planlægning var at fokusere på kernefunktionaliteten først og derefter forbedre systemet løbende.</w:t>
       </w:r>
     </w:p>
@@ -2224,11 +2465,30 @@
           <w:szCs w:val="24"/>
         </w:rPr>
       </w:pPr>
-      <w:r>
-        <w:rPr>
-          <w:sz w:val="24"/>
-          <w:szCs w:val="24"/>
-        </w:rPr>
+    </w:p>
+    <w:p>
+      <w:pPr>
+        <w:spacing w:line="360" w:lineRule="auto"/>
+        <w:rPr>
+          <w:sz w:val="24"/>
+          <w:szCs w:val="24"/>
+        </w:rPr>
+      </w:pPr>
+    </w:p>
+    <w:p>
+      <w:pPr>
+        <w:spacing w:line="360" w:lineRule="auto"/>
+        <w:rPr>
+          <w:sz w:val="24"/>
+          <w:szCs w:val="24"/>
+        </w:rPr>
+      </w:pPr>
+      <w:r>
+        <w:rPr>
+          <w:sz w:val="24"/>
+          <w:szCs w:val="24"/>
+        </w:rPr>
+        <w:lastRenderedPageBreak/>
         <w:t>Sprint 3:</w:t>
       </w:r>
     </w:p>
@@ -2465,7 +2725,6 @@
           <w:szCs w:val="40"/>
           <w:bdr w:val="none" w:sz="0" w:space="0" w:color="auto" w:frame="1"/>
         </w:rPr>
-        <w:lastRenderedPageBreak/>
         <w:drawing>
           <wp:anchor distT="0" distB="0" distL="114300" distR="114300" simplePos="0" relativeHeight="251705856" behindDoc="1" locked="0" layoutInCell="1" allowOverlap="1" wp14:anchorId="3A3D2CF6" wp14:editId="3DAD4C98">
             <wp:simplePos x="0" y="0"/>
@@ -2546,7 +2805,7 @@
         <w:pStyle w:val="Overskrift2"/>
         <w:spacing w:line="360" w:lineRule="auto"/>
       </w:pPr>
-      <w:bookmarkStart w:id="6" w:name="_Toc230200616"/>
+      <w:bookmarkStart w:id="6" w:name="_Toc230210583"/>
       <w:r>
         <w:t>Realise</w:t>
       </w:r>
@@ -2796,6 +3055,7 @@
           <w:sz w:val="24"/>
           <w:szCs w:val="24"/>
         </w:rPr>
+        <w:lastRenderedPageBreak/>
         <w:t>Det betød, at mindre tid kunne bruges på:</w:t>
       </w:r>
     </w:p>
@@ -2919,30 +3179,11 @@
     </w:p>
     <w:p>
       <w:pPr>
-        <w:spacing w:line="360" w:lineRule="auto"/>
-        <w:rPr>
-          <w:sz w:val="24"/>
-          <w:szCs w:val="24"/>
-        </w:rPr>
-      </w:pPr>
-    </w:p>
-    <w:p>
-      <w:pPr>
-        <w:spacing w:line="360" w:lineRule="auto"/>
-        <w:rPr>
-          <w:sz w:val="24"/>
-          <w:szCs w:val="24"/>
-        </w:rPr>
-      </w:pPr>
-    </w:p>
-    <w:p>
-      <w:pPr>
         <w:pStyle w:val="Overskrift3"/>
         <w:spacing w:line="360" w:lineRule="auto"/>
       </w:pPr>
-      <w:bookmarkStart w:id="7" w:name="_Toc230200617"/>
-      <w:r>
-        <w:lastRenderedPageBreak/>
+      <w:bookmarkStart w:id="7" w:name="_Toc230210584"/>
+      <w:r>
         <w:t>Udviklingsmetode</w:t>
       </w:r>
       <w:bookmarkEnd w:id="7"/>
@@ -3113,11 +3354,87 @@
     </w:p>
     <w:p>
       <w:pPr>
+        <w:spacing w:line="360" w:lineRule="auto"/>
+        <w:rPr>
+          <w:sz w:val="24"/>
+          <w:szCs w:val="24"/>
+        </w:rPr>
+      </w:pPr>
+      <w:r>
+        <w:rPr>
+          <w:sz w:val="24"/>
+          <w:szCs w:val="24"/>
+        </w:rPr>
+        <w:t>Projektet blev udviklet som et tæt samarbejde mellem begge gruppemedlemmer.</w:t>
+      </w:r>
+    </w:p>
+    <w:p>
+      <w:pPr>
+        <w:spacing w:line="360" w:lineRule="auto"/>
+        <w:rPr>
+          <w:sz w:val="24"/>
+          <w:szCs w:val="24"/>
+        </w:rPr>
+      </w:pPr>
+      <w:r>
+        <w:rPr>
+          <w:sz w:val="24"/>
+          <w:szCs w:val="24"/>
+        </w:rPr>
+        <w:t xml:space="preserve">Store dele af udviklingen blev udført gennem Microsoft Live </w:t>
+      </w:r>
+      <w:proofErr w:type="spellStart"/>
+      <w:r>
+        <w:rPr>
+          <w:sz w:val="24"/>
+          <w:szCs w:val="24"/>
+        </w:rPr>
+        <w:t>Share</w:t>
+      </w:r>
+      <w:proofErr w:type="spellEnd"/>
+      <w:r>
+        <w:rPr>
+          <w:sz w:val="24"/>
+          <w:szCs w:val="24"/>
+        </w:rPr>
+        <w:t xml:space="preserve"> i Visual Studio Code, hvilket gjorde det muligt at arbejde simultant i samme kodebase.</w:t>
+      </w:r>
+    </w:p>
+    <w:p>
+      <w:pPr>
+        <w:spacing w:line="360" w:lineRule="auto"/>
+        <w:rPr>
+          <w:sz w:val="24"/>
+          <w:szCs w:val="24"/>
+        </w:rPr>
+      </w:pPr>
+    </w:p>
+    <w:p>
+      <w:pPr>
+        <w:spacing w:line="360" w:lineRule="auto"/>
+        <w:rPr>
+          <w:sz w:val="24"/>
+          <w:szCs w:val="24"/>
+        </w:rPr>
+      </w:pPr>
+    </w:p>
+    <w:p>
+      <w:pPr>
+        <w:spacing w:line="360" w:lineRule="auto"/>
+        <w:rPr>
+          <w:sz w:val="24"/>
+          <w:szCs w:val="24"/>
+        </w:rPr>
+      </w:pPr>
+    </w:p>
+    <w:p>
+      <w:pPr>
         <w:pStyle w:val="Overskrift3"/>
         <w:spacing w:line="360" w:lineRule="auto"/>
       </w:pPr>
-      <w:bookmarkStart w:id="8" w:name="_Toc230200618"/>
-      <w:r>
+      <w:bookmarkStart w:id="8" w:name="_Toc230210585"/>
+      <w:r>
+        <w:lastRenderedPageBreak/>
         <w:t>Prioritering af funktioner</w:t>
       </w:r>
       <w:bookmarkEnd w:id="8"/>
@@ -3364,9 +3681,8 @@
         <w:pStyle w:val="Overskrift3"/>
         <w:spacing w:line="360" w:lineRule="auto"/>
       </w:pPr>
-      <w:bookmarkStart w:id="9" w:name="_Toc230200619"/>
-      <w:r>
-        <w:lastRenderedPageBreak/>
+      <w:bookmarkStart w:id="9" w:name="_Toc230210586"/>
+      <w:r>
         <w:t>Versionsstyring</w:t>
       </w:r>
       <w:bookmarkEnd w:id="9"/>
@@ -3555,69 +3871,20 @@
     </w:p>
     <w:p>
       <w:pPr>
+        <w:spacing w:line="360" w:lineRule="auto"/>
+      </w:pPr>
+    </w:p>
+    <w:p>
+      <w:pPr>
+        <w:spacing w:line="360" w:lineRule="auto"/>
+      </w:pPr>
+    </w:p>
+    <w:p>
+      <w:pPr>
         <w:pStyle w:val="Overskrift1"/>
         <w:spacing w:line="360" w:lineRule="auto"/>
       </w:pPr>
-    </w:p>
-    <w:p>
-      <w:pPr>
-        <w:pStyle w:val="Overskrift1"/>
-        <w:spacing w:line="360" w:lineRule="auto"/>
-      </w:pPr>
-      <w:r>
-        <w:br/>
-      </w:r>
-      <w:r>
-        <w:br/>
-      </w:r>
-    </w:p>
-    <w:p>
-      <w:pPr>
-        <w:spacing w:line="360" w:lineRule="auto"/>
-      </w:pPr>
-    </w:p>
-    <w:p>
-      <w:pPr>
-        <w:spacing w:line="360" w:lineRule="auto"/>
-      </w:pPr>
-    </w:p>
-    <w:p>
-      <w:pPr>
-        <w:spacing w:line="360" w:lineRule="auto"/>
-      </w:pPr>
-    </w:p>
-    <w:p>
-      <w:pPr>
-        <w:spacing w:line="360" w:lineRule="auto"/>
-      </w:pPr>
-    </w:p>
-    <w:p>
-      <w:pPr>
-        <w:spacing w:line="360" w:lineRule="auto"/>
-      </w:pPr>
-    </w:p>
-    <w:p>
-      <w:pPr>
-        <w:pStyle w:val="Overskrift1"/>
-        <w:spacing w:line="360" w:lineRule="auto"/>
-      </w:pPr>
-    </w:p>
-    <w:p>
-      <w:pPr>
-        <w:spacing w:line="360" w:lineRule="auto"/>
-      </w:pPr>
-    </w:p>
-    <w:p>
-      <w:pPr>
-        <w:spacing w:line="360" w:lineRule="auto"/>
-      </w:pPr>
-    </w:p>
-    <w:p>
-      <w:pPr>
-        <w:pStyle w:val="Overskrift1"/>
-        <w:spacing w:line="360" w:lineRule="auto"/>
-      </w:pPr>
-      <w:bookmarkStart w:id="10" w:name="_Toc230200620"/>
+      <w:bookmarkStart w:id="10" w:name="_Toc230210587"/>
       <w:r>
         <w:lastRenderedPageBreak/>
         <w:t>Logbog</w:t>
@@ -4892,12 +5159,21 @@
     <w:p>
       <w:pPr>
         <w:spacing w:line="360" w:lineRule="auto"/>
-      </w:pPr>
-      <w:bookmarkStart w:id="11" w:name="_Toc230200621"/>
-      <w:r>
         <w:rPr>
           <w:rStyle w:val="Overskrift1Tegn"/>
         </w:rPr>
+      </w:pPr>
+    </w:p>
+    <w:p>
+      <w:pPr>
+        <w:spacing w:line="360" w:lineRule="auto"/>
+      </w:pPr>
+      <w:bookmarkStart w:id="11" w:name="_Toc230210588"/>
+      <w:r>
+        <w:rPr>
+          <w:rStyle w:val="Overskrift1Tegn"/>
+        </w:rPr>
+        <w:lastRenderedPageBreak/>
         <w:t>Konklusion</w:t>
       </w:r>
       <w:bookmarkEnd w:id="11"/>
@@ -4915,7 +5191,6 @@
           <w:sz w:val="24"/>
           <w:szCs w:val="24"/>
         </w:rPr>
-        <w:lastRenderedPageBreak/>
         <w:t>Projektet resulterede i en funktionel webplatform, hvor brugere kan oprette, organisere og samarbejde om noter i realtid.</w:t>
       </w:r>
     </w:p>
@@ -4932,7 +5207,7 @@
           <w:sz w:val="24"/>
           <w:szCs w:val="24"/>
         </w:rPr>
-        <w:t xml:space="preserve">Vi har gennem projektet fået erfaring med moderne webudvikling, databasedesign og real-time systemer. Særligt arbejdet med </w:t>
+        <w:t xml:space="preserve">Gennem projektet har vi fået erfaring med moderne webudvikling, databasedesign og real-time systemer. Særligt arbejdet med </w:t>
       </w:r>
       <w:proofErr w:type="spellStart"/>
       <w:r>
@@ -4964,7 +5239,23 @@
           <w:sz w:val="24"/>
           <w:szCs w:val="24"/>
         </w:rPr>
-        <w:t xml:space="preserve"> gav indsigt i håndtering af samtidige ændringer og </w:t>
+        <w:t xml:space="preserve"> gav os indsigt i kompleksiteten bag synkronisering mellem flere klienter og håndtering af samtidige ændringer.</w:t>
+      </w:r>
+    </w:p>
+    <w:p>
+      <w:pPr>
+        <w:spacing w:line="360" w:lineRule="auto"/>
+        <w:rPr>
+          <w:sz w:val="24"/>
+          <w:szCs w:val="24"/>
+        </w:rPr>
+      </w:pPr>
+      <w:r>
+        <w:rPr>
+          <w:sz w:val="24"/>
+          <w:szCs w:val="24"/>
+        </w:rPr>
+        <w:t xml:space="preserve">Projektet viste os også, hvor vigtigt planlægning, struktur og løbende </w:t>
       </w:r>
       <w:proofErr w:type="spellStart"/>
       <w:r>
@@ -4972,7 +5263,7 @@
           <w:sz w:val="24"/>
           <w:szCs w:val="24"/>
         </w:rPr>
-        <w:t>WebSocket</w:t>
+        <w:t>refaktorering</w:t>
       </w:r>
       <w:proofErr w:type="spellEnd"/>
       <w:r>
@@ -4980,23 +5271,7 @@
           <w:sz w:val="24"/>
           <w:szCs w:val="24"/>
         </w:rPr>
-        <w:t>-baseret kommunikation.</w:t>
-      </w:r>
-    </w:p>
-    <w:p>
-      <w:pPr>
-        <w:spacing w:line="360" w:lineRule="auto"/>
-        <w:rPr>
-          <w:sz w:val="24"/>
-          <w:szCs w:val="24"/>
-        </w:rPr>
-      </w:pPr>
-      <w:r>
-        <w:rPr>
-          <w:sz w:val="24"/>
-          <w:szCs w:val="24"/>
-        </w:rPr>
-        <w:t xml:space="preserve">Projektet viste også, hvor vigtigt planlægning og prioritering er. Flere funktioner tog længere tid end forventet, især real-time samarbejde og </w:t>
+        <w:t xml:space="preserve"> er i større webprojekter. Flere funktioner tog længere tid end forventet, især implementeringen af real-time samarbejde og </w:t>
       </w:r>
       <w:proofErr w:type="spellStart"/>
       <w:r>
@@ -5028,7 +5303,7 @@
           <w:sz w:val="24"/>
           <w:szCs w:val="24"/>
         </w:rPr>
-        <w:t>De vigtigste mål blev opfyldt:</w:t>
+        <w:t>De vigtigste mål med projektet blev opfyldt:</w:t>
       </w:r>
     </w:p>
     <w:p>
@@ -5036,7 +5311,7 @@
         <w:pStyle w:val="Listeafsnit"/>
         <w:numPr>
           <w:ilvl w:val="0"/>
-          <w:numId w:val="2"/>
+          <w:numId w:val="8"/>
         </w:numPr>
         <w:spacing w:line="360" w:lineRule="auto"/>
         <w:rPr>
@@ -5057,7 +5332,7 @@
         <w:pStyle w:val="Listeafsnit"/>
         <w:numPr>
           <w:ilvl w:val="0"/>
-          <w:numId w:val="2"/>
+          <w:numId w:val="8"/>
         </w:numPr>
         <w:spacing w:line="360" w:lineRule="auto"/>
         <w:rPr>
@@ -5078,7 +5353,7 @@
         <w:pStyle w:val="Listeafsnit"/>
         <w:numPr>
           <w:ilvl w:val="0"/>
-          <w:numId w:val="2"/>
+          <w:numId w:val="8"/>
         </w:numPr>
         <w:spacing w:line="360" w:lineRule="auto"/>
         <w:rPr>
@@ -5099,7 +5374,7 @@
         <w:pStyle w:val="Listeafsnit"/>
         <w:numPr>
           <w:ilvl w:val="0"/>
-          <w:numId w:val="2"/>
+          <w:numId w:val="8"/>
         </w:numPr>
         <w:spacing w:line="360" w:lineRule="auto"/>
         <w:rPr>
@@ -5136,7 +5411,7 @@
         <w:pStyle w:val="Listeafsnit"/>
         <w:numPr>
           <w:ilvl w:val="0"/>
-          <w:numId w:val="2"/>
+          <w:numId w:val="9"/>
         </w:numPr>
         <w:spacing w:line="360" w:lineRule="auto"/>
         <w:rPr>
@@ -5157,7 +5432,7 @@
         <w:pStyle w:val="Listeafsnit"/>
         <w:numPr>
           <w:ilvl w:val="0"/>
-          <w:numId w:val="2"/>
+          <w:numId w:val="9"/>
         </w:numPr>
         <w:spacing w:line="360" w:lineRule="auto"/>
         <w:rPr>
@@ -5178,7 +5453,7 @@
         <w:pStyle w:val="Listeafsnit"/>
         <w:numPr>
           <w:ilvl w:val="0"/>
-          <w:numId w:val="2"/>
+          <w:numId w:val="9"/>
         </w:numPr>
         <w:spacing w:line="360" w:lineRule="auto"/>
         <w:rPr>
@@ -5199,7 +5474,7 @@
         <w:pStyle w:val="Listeafsnit"/>
         <w:numPr>
           <w:ilvl w:val="0"/>
-          <w:numId w:val="2"/>
+          <w:numId w:val="9"/>
         </w:numPr>
         <w:spacing w:line="360" w:lineRule="auto"/>
         <w:rPr>
@@ -5220,7 +5495,7 @@
         <w:pStyle w:val="Listeafsnit"/>
         <w:numPr>
           <w:ilvl w:val="0"/>
-          <w:numId w:val="2"/>
+          <w:numId w:val="9"/>
         </w:numPr>
         <w:spacing w:line="360" w:lineRule="auto"/>
         <w:rPr>
@@ -5257,16 +5532,16 @@
         <w:spacing w:line="360" w:lineRule="auto"/>
         <w:rPr>
           <w:rFonts w:ascii="Verdana" w:hAnsi="Verdana"/>
-          <w:sz w:val="28"/>
-          <w:szCs w:val="28"/>
-        </w:rPr>
-      </w:pPr>
-      <w:r>
-        <w:rPr>
-          <w:sz w:val="24"/>
-          <w:szCs w:val="24"/>
-        </w:rPr>
-        <w:t>Projektet har samlet set været lærerigt og har styrket vores forståelse for udvikling af moderne webapplikationer.</w:t>
+          <w:sz w:val="32"/>
+          <w:szCs w:val="32"/>
+        </w:rPr>
+      </w:pPr>
+      <w:r>
+        <w:rPr>
+          <w:sz w:val="24"/>
+          <w:szCs w:val="24"/>
+        </w:rPr>
+        <w:t>Projektet har samlet set været lærerigt og har styrket vores forståelse for udvikling af moderne webapplikationer samt samarbejde omkring større softwareprojekter.</w:t>
       </w:r>
     </w:p>
     <w:sectPr>
@@ -5277,6 +5552,7 @@
       <w:pgMar w:top="1701" w:right="1134" w:bottom="1701" w:left="1134" w:header="113" w:footer="708" w:gutter="0"/>
       <w:pgNumType w:start="0"/>
       <w:cols w:space="708"/>
+      <w:titlePg/>
       <w:docGrid w:linePitch="360"/>
     </w:sectPr>
   </w:body>
@@ -5368,9 +5644,64 @@
 
 <file path=word/footer2.xml><?xml version="1.0" encoding="utf-8"?>
 <w:ftr xmlns:wpc="http://schemas.microsoft.com/office/word/2010/wordprocessingCanvas" xmlns:cx="http://schemas.microsoft.com/office/drawing/2014/chartex" xmlns:cx1="http://schemas.microsoft.com/office/drawing/2015/9/8/chartex" xmlns:cx2="http://schemas.microsoft.com/office/drawing/2015/10/21/chartex" xmlns:cx3="http://schemas.microsoft.com/office/drawing/2016/5/9/chartex" xmlns:cx4="http://schemas.microsoft.com/office/drawing/2016/5/10/chartex" xmlns:cx5="http://schemas.microsoft.com/office/drawing/2016/5/11/chartex" xmlns:cx6="http://schemas.microsoft.com/office/drawing/2016/5/12/chartex" xmlns:cx7="http://schemas.microsoft.com/office/drawing/2016/5/13/chartex" xmlns:cx8="http://schemas.microsoft.com/office/drawing/2016/5/14/chartex" xmlns:mc="http://schemas.openxmlformats.org/markup-compatibility/2006" xmlns:aink="http://schemas.microsoft.com/office/drawing/2016/ink" xmlns:am3d="http://schemas.microsoft.com/office/drawing/2017/model3d" xmlns:o="urn:schemas-microsoft-com:office:office" xmlns:oel="http://schemas.microsoft.com/office/2019/extlst" xmlns:r="http://schemas.openxmlformats.org/officeDocument/2006/relationships" xmlns:m="http://schemas.openxmlformats.org/officeDocument/2006/math" xmlns:v="urn:schemas-microsoft-com:vml" xmlns:wp14="http://schemas.microsoft.com/office/word/2010/wordprocessingDrawing" xmlns:wp="http://schemas.openxmlformats.org/drawingml/2006/wordprocessingDrawing" xmlns:w10="urn:schemas-microsoft-com:office:word" xmlns:w="http://schemas.openxmlformats.org/wordprocessingml/2006/main" xmlns:w14="http://schemas.microsoft.com/office/word/2010/wordml" xmlns:w15="http://schemas.microsoft.com/office/word/2012/wordml" xmlns:w16cex="http://schemas.microsoft.com/office/word/2018/wordml/cex" xmlns:w16cid="http://schemas.microsoft.com/office/word/2016/wordml/cid" xmlns:w16="http://schemas.microsoft.com/office/word/2018/wordml" xmlns:w16du="http://schemas.microsoft.com/office/word/2023/wordml/word16du" xmlns:w16sdtdh="http://schemas.microsoft.com/office/word/2020/wordml/sdtdatahash" xmlns:w16sdtfl="http://schemas.microsoft.com/office/word/2024/wordml/sdtformatlock" xmlns:w16se="http://schemas.microsoft.com/office/word/2015/wordml/symex" xmlns:wpg="http://schemas.microsoft.com/office/word/2010/wordprocessingGroup" xmlns:wpi="http://schemas.microsoft.com/office/word/2010/wordprocessingInk" xmlns:wne="http://schemas.microsoft.com/office/word/2006/wordml" xmlns:wps="http://schemas.microsoft.com/office/word/2010/wordprocessingShape" mc:Ignorable="w14 w15 w16se w16cid w16 w16cex w16sdtdh w16sdtfl w16du wp14">
+  <w:sdt>
+    <w:sdtPr>
+      <w:rPr>
+        <w:rStyle w:val="Sidetal"/>
+      </w:rPr>
+      <w:id w:val="-1757345519"/>
+      <w:docPartObj>
+        <w:docPartGallery w:val="Page Numbers (Bottom of Page)"/>
+        <w:docPartUnique/>
+      </w:docPartObj>
+    </w:sdtPr>
+    <w:sdtContent>
+      <w:p>
+        <w:pPr>
+          <w:pStyle w:val="Sidefod"/>
+          <w:framePr w:wrap="none" w:vAnchor="text" w:hAnchor="margin" w:xAlign="right" w:y="1"/>
+          <w:rPr>
+            <w:rStyle w:val="Sidetal"/>
+          </w:rPr>
+        </w:pPr>
+        <w:r>
+          <w:rPr>
+            <w:rStyle w:val="Sidetal"/>
+          </w:rPr>
+          <w:fldChar w:fldCharType="begin"/>
+        </w:r>
+        <w:r>
+          <w:rPr>
+            <w:rStyle w:val="Sidetal"/>
+          </w:rPr>
+          <w:instrText xml:space="preserve"> PAGE </w:instrText>
+        </w:r>
+        <w:r>
+          <w:rPr>
+            <w:rStyle w:val="Sidetal"/>
+          </w:rPr>
+          <w:fldChar w:fldCharType="separate"/>
+        </w:r>
+        <w:r>
+          <w:rPr>
+            <w:rStyle w:val="Sidetal"/>
+            <w:noProof/>
+          </w:rPr>
+          <w:t>1</w:t>
+        </w:r>
+        <w:r>
+          <w:rPr>
+            <w:rStyle w:val="Sidetal"/>
+          </w:rPr>
+          <w:fldChar w:fldCharType="end"/>
+        </w:r>
+      </w:p>
+    </w:sdtContent>
+  </w:sdt>
   <w:p>
     <w:pPr>
       <w:pStyle w:val="Sidefod"/>
+      <w:ind w:right="360"/>
       <w:jc w:val="center"/>
       <w:rPr>
         <w:sz w:val="24"/>
@@ -5466,9 +5797,9 @@
 <file path=word/numbering.xml><?xml version="1.0" encoding="utf-8"?>
 <w:numbering xmlns:wpc="http://schemas.microsoft.com/office/word/2010/wordprocessingCanvas" xmlns:cx="http://schemas.microsoft.com/office/drawing/2014/chartex" xmlns:cx1="http://schemas.microsoft.com/office/drawing/2015/9/8/chartex" xmlns:cx2="http://schemas.microsoft.com/office/drawing/2015/10/21/chartex" xmlns:cx3="http://schemas.microsoft.com/office/drawing/2016/5/9/chartex" xmlns:cx4="http://schemas.microsoft.com/office/drawing/2016/5/10/chartex" xmlns:cx5="http://schemas.microsoft.com/office/drawing/2016/5/11/chartex" xmlns:cx6="http://schemas.microsoft.com/office/drawing/2016/5/12/chartex" xmlns:cx7="http://schemas.microsoft.com/office/drawing/2016/5/13/chartex" xmlns:cx8="http://schemas.microsoft.com/office/drawing/2016/5/14/chartex" xmlns:mc="http://schemas.openxmlformats.org/markup-compatibility/2006" xmlns:aink="http://schemas.microsoft.com/office/drawing/2016/ink" xmlns:am3d="http://schemas.microsoft.com/office/drawing/2017/model3d" xmlns:o="urn:schemas-microsoft-com:office:office" xmlns:oel="http://schemas.microsoft.com/office/2019/extlst" xmlns:r="http://schemas.openxmlformats.org/officeDocument/2006/relationships" xmlns:m="http://schemas.openxmlformats.org/officeDocument/2006/math" xmlns:v="urn:schemas-microsoft-com:vml" xmlns:wp14="http://schemas.microsoft.com/office/word/2010/wordprocessingDrawing" xmlns:wp="http://schemas.openxmlformats.org/drawingml/2006/wordprocessingDrawing" xmlns:w10="urn:schemas-microsoft-com:office:word" xmlns:w="http://schemas.openxmlformats.org/wordprocessingml/2006/main" xmlns:w14="http://schemas.microsoft.com/office/word/2010/wordml" xmlns:w15="http://schemas.microsoft.com/office/word/2012/wordml" xmlns:w16cex="http://schemas.microsoft.com/office/word/2018/wordml/cex" xmlns:w16cid="http://schemas.microsoft.com/office/word/2016/wordml/cid" xmlns:w16="http://schemas.microsoft.com/office/word/2018/wordml" xmlns:w16du="http://schemas.microsoft.com/office/word/2023/wordml/word16du" xmlns:w16sdtdh="http://schemas.microsoft.com/office/word/2020/wordml/sdtdatahash" xmlns:w16sdtfl="http://schemas.microsoft.com/office/word/2024/wordml/sdtformatlock" xmlns:w16se="http://schemas.microsoft.com/office/word/2015/wordml/symex" xmlns:wpg="http://schemas.microsoft.com/office/word/2010/wordprocessingGroup" xmlns:wpi="http://schemas.microsoft.com/office/word/2010/wordprocessingInk" xmlns:wne="http://schemas.microsoft.com/office/word/2006/wordml" xmlns:wps="http://schemas.microsoft.com/office/word/2010/wordprocessingShape" mc:Ignorable="w14 w15 w16se w16cid w16 w16cex w16sdtdh w16sdtfl w16du wp14">
   <w:abstractNum w:abstractNumId="0" w15:restartNumberingAfterBreak="0">
-    <w:nsid w:val="02A65768"/>
+    <w:nsid w:val="013C7A94"/>
     <w:multiLevelType w:val="hybridMultilevel"/>
-    <w:tmpl w:val="4FB4FAE8"/>
+    <w:tmpl w:val="A0BCE410"/>
     <w:lvl w:ilvl="0" w:tplc="D75A1202">
       <w:numFmt w:val="bullet"/>
       <w:lvlText w:val="-"/>
@@ -5578,6 +5909,118 @@
     </w:lvl>
   </w:abstractNum>
   <w:abstractNum w:abstractNumId="1" w15:restartNumberingAfterBreak="0">
+    <w:nsid w:val="02A65768"/>
+    <w:multiLevelType w:val="hybridMultilevel"/>
+    <w:tmpl w:val="4FB4FAE8"/>
+    <w:lvl w:ilvl="0" w:tplc="D75A1202">
+      <w:numFmt w:val="bullet"/>
+      <w:lvlText w:val="-"/>
+      <w:lvlJc w:val="left"/>
+      <w:pPr>
+        <w:ind w:left="720" w:hanging="360"/>
+      </w:pPr>
+      <w:rPr>
+        <w:rFonts w:ascii="Aptos" w:eastAsiaTheme="minorHAnsi" w:hAnsi="Aptos" w:cstheme="minorBidi" w:hint="default"/>
+      </w:rPr>
+    </w:lvl>
+    <w:lvl w:ilvl="1" w:tplc="04060003" w:tentative="1">
+      <w:start w:val="1"/>
+      <w:numFmt w:val="bullet"/>
+      <w:lvlText w:val="o"/>
+      <w:lvlJc w:val="left"/>
+      <w:pPr>
+        <w:ind w:left="1440" w:hanging="360"/>
+      </w:pPr>
+      <w:rPr>
+        <w:rFonts w:ascii="Courier New" w:hAnsi="Courier New" w:cs="Courier New" w:hint="default"/>
+      </w:rPr>
+    </w:lvl>
+    <w:lvl w:ilvl="2" w:tplc="04060005" w:tentative="1">
+      <w:start w:val="1"/>
+      <w:numFmt w:val="bullet"/>
+      <w:lvlText w:val=""/>
+      <w:lvlJc w:val="left"/>
+      <w:pPr>
+        <w:ind w:left="2160" w:hanging="360"/>
+      </w:pPr>
+      <w:rPr>
+        <w:rFonts w:ascii="Wingdings" w:hAnsi="Wingdings" w:hint="default"/>
+      </w:rPr>
+    </w:lvl>
+    <w:lvl w:ilvl="3" w:tplc="04060001" w:tentative="1">
+      <w:start w:val="1"/>
+      <w:numFmt w:val="bullet"/>
+      <w:lvlText w:val=""/>
+      <w:lvlJc w:val="left"/>
+      <w:pPr>
+        <w:ind w:left="2880" w:hanging="360"/>
+      </w:pPr>
+      <w:rPr>
+        <w:rFonts w:ascii="Symbol" w:hAnsi="Symbol" w:hint="default"/>
+      </w:rPr>
+    </w:lvl>
+    <w:lvl w:ilvl="4" w:tplc="04060003" w:tentative="1">
+      <w:start w:val="1"/>
+      <w:numFmt w:val="bullet"/>
+      <w:lvlText w:val="o"/>
+      <w:lvlJc w:val="left"/>
+      <w:pPr>
+        <w:ind w:left="3600" w:hanging="360"/>
+      </w:pPr>
+      <w:rPr>
+        <w:rFonts w:ascii="Courier New" w:hAnsi="Courier New" w:cs="Courier New" w:hint="default"/>
+      </w:rPr>
+    </w:lvl>
+    <w:lvl w:ilvl="5" w:tplc="04060005" w:tentative="1">
+      <w:start w:val="1"/>
+      <w:numFmt w:val="bullet"/>
+      <w:lvlText w:val=""/>
+      <w:lvlJc w:val="left"/>
+      <w:pPr>
+        <w:ind w:left="4320" w:hanging="360"/>
+      </w:pPr>
+      <w:rPr>
+        <w:rFonts w:ascii="Wingdings" w:hAnsi="Wingdings" w:hint="default"/>
+      </w:rPr>
+    </w:lvl>
+    <w:lvl w:ilvl="6" w:tplc="04060001" w:tentative="1">
+      <w:start w:val="1"/>
+      <w:numFmt w:val="bullet"/>
+      <w:lvlText w:val=""/>
+      <w:lvlJc w:val="left"/>
+      <w:pPr>
+        <w:ind w:left="5040" w:hanging="360"/>
+      </w:pPr>
+      <w:rPr>
+        <w:rFonts w:ascii="Symbol" w:hAnsi="Symbol" w:hint="default"/>
+      </w:rPr>
+    </w:lvl>
+    <w:lvl w:ilvl="7" w:tplc="04060003" w:tentative="1">
+      <w:start w:val="1"/>
+      <w:numFmt w:val="bullet"/>
+      <w:lvlText w:val="o"/>
+      <w:lvlJc w:val="left"/>
+      <w:pPr>
+        <w:ind w:left="5760" w:hanging="360"/>
+      </w:pPr>
+      <w:rPr>
+        <w:rFonts w:ascii="Courier New" w:hAnsi="Courier New" w:cs="Courier New" w:hint="default"/>
+      </w:rPr>
+    </w:lvl>
+    <w:lvl w:ilvl="8" w:tplc="04060005" w:tentative="1">
+      <w:start w:val="1"/>
+      <w:numFmt w:val="bullet"/>
+      <w:lvlText w:val=""/>
+      <w:lvlJc w:val="left"/>
+      <w:pPr>
+        <w:ind w:left="6480" w:hanging="360"/>
+      </w:pPr>
+      <w:rPr>
+        <w:rFonts w:ascii="Wingdings" w:hAnsi="Wingdings" w:hint="default"/>
+      </w:rPr>
+    </w:lvl>
+  </w:abstractNum>
+  <w:abstractNum w:abstractNumId="2" w15:restartNumberingAfterBreak="0">
     <w:nsid w:val="048C10F7"/>
     <w:multiLevelType w:val="hybridMultilevel"/>
     <w:tmpl w:val="483C93B0"/>
@@ -5666,7 +6109,7 @@
       </w:pPr>
     </w:lvl>
   </w:abstractNum>
-  <w:abstractNum w:abstractNumId="2" w15:restartNumberingAfterBreak="0">
+  <w:abstractNum w:abstractNumId="3" w15:restartNumberingAfterBreak="0">
     <w:nsid w:val="0C961436"/>
     <w:multiLevelType w:val="hybridMultilevel"/>
     <w:tmpl w:val="70060238"/>
@@ -5755,7 +6198,7 @@
       </w:pPr>
     </w:lvl>
   </w:abstractNum>
-  <w:abstractNum w:abstractNumId="3" w15:restartNumberingAfterBreak="0">
+  <w:abstractNum w:abstractNumId="4" w15:restartNumberingAfterBreak="0">
     <w:nsid w:val="5CE168A2"/>
     <w:multiLevelType w:val="hybridMultilevel"/>
     <w:tmpl w:val="8D2C4836"/>
@@ -5868,7 +6311,343 @@
       </w:rPr>
     </w:lvl>
   </w:abstractNum>
-  <w:abstractNum w:abstractNumId="4" w15:restartNumberingAfterBreak="0">
+  <w:abstractNum w:abstractNumId="5" w15:restartNumberingAfterBreak="0">
+    <w:nsid w:val="62A23A64"/>
+    <w:multiLevelType w:val="hybridMultilevel"/>
+    <w:tmpl w:val="9EFEDE4C"/>
+    <w:lvl w:ilvl="0" w:tplc="D75A1202">
+      <w:numFmt w:val="bullet"/>
+      <w:lvlText w:val="-"/>
+      <w:lvlJc w:val="left"/>
+      <w:pPr>
+        <w:ind w:left="720" w:hanging="360"/>
+      </w:pPr>
+      <w:rPr>
+        <w:rFonts w:ascii="Aptos" w:eastAsiaTheme="minorHAnsi" w:hAnsi="Aptos" w:cstheme="minorBidi" w:hint="default"/>
+      </w:rPr>
+    </w:lvl>
+    <w:lvl w:ilvl="1" w:tplc="04060003" w:tentative="1">
+      <w:start w:val="1"/>
+      <w:numFmt w:val="bullet"/>
+      <w:lvlText w:val="o"/>
+      <w:lvlJc w:val="left"/>
+      <w:pPr>
+        <w:ind w:left="1440" w:hanging="360"/>
+      </w:pPr>
+      <w:rPr>
+        <w:rFonts w:ascii="Courier New" w:hAnsi="Courier New" w:cs="Courier New" w:hint="default"/>
+      </w:rPr>
+    </w:lvl>
+    <w:lvl w:ilvl="2" w:tplc="04060005" w:tentative="1">
+      <w:start w:val="1"/>
+      <w:numFmt w:val="bullet"/>
+      <w:lvlText w:val=""/>
+      <w:lvlJc w:val="left"/>
+      <w:pPr>
+        <w:ind w:left="2160" w:hanging="360"/>
+      </w:pPr>
+      <w:rPr>
+        <w:rFonts w:ascii="Wingdings" w:hAnsi="Wingdings" w:hint="default"/>
+      </w:rPr>
+    </w:lvl>
+    <w:lvl w:ilvl="3" w:tplc="04060001" w:tentative="1">
+      <w:start w:val="1"/>
+      <w:numFmt w:val="bullet"/>
+      <w:lvlText w:val=""/>
+      <w:lvlJc w:val="left"/>
+      <w:pPr>
+        <w:ind w:left="2880" w:hanging="360"/>
+      </w:pPr>
+      <w:rPr>
+        <w:rFonts w:ascii="Symbol" w:hAnsi="Symbol" w:hint="default"/>
+      </w:rPr>
+    </w:lvl>
+    <w:lvl w:ilvl="4" w:tplc="04060003" w:tentative="1">
+      <w:start w:val="1"/>
+      <w:numFmt w:val="bullet"/>
+      <w:lvlText w:val="o"/>
+      <w:lvlJc w:val="left"/>
+      <w:pPr>
+        <w:ind w:left="3600" w:hanging="360"/>
+      </w:pPr>
+      <w:rPr>
+        <w:rFonts w:ascii="Courier New" w:hAnsi="Courier New" w:cs="Courier New" w:hint="default"/>
+      </w:rPr>
+    </w:lvl>
+    <w:lvl w:ilvl="5" w:tplc="04060005" w:tentative="1">
+      <w:start w:val="1"/>
+      <w:numFmt w:val="bullet"/>
+      <w:lvlText w:val=""/>
+      <w:lvlJc w:val="left"/>
+      <w:pPr>
+        <w:ind w:left="4320" w:hanging="360"/>
+      </w:pPr>
+      <w:rPr>
+        <w:rFonts w:ascii="Wingdings" w:hAnsi="Wingdings" w:hint="default"/>
+      </w:rPr>
+    </w:lvl>
+    <w:lvl w:ilvl="6" w:tplc="04060001" w:tentative="1">
+      <w:start w:val="1"/>
+      <w:numFmt w:val="bullet"/>
+      <w:lvlText w:val=""/>
+      <w:lvlJc w:val="left"/>
+      <w:pPr>
+        <w:ind w:left="5040" w:hanging="360"/>
+      </w:pPr>
+      <w:rPr>
+        <w:rFonts w:ascii="Symbol" w:hAnsi="Symbol" w:hint="default"/>
+      </w:rPr>
+    </w:lvl>
+    <w:lvl w:ilvl="7" w:tplc="04060003" w:tentative="1">
+      <w:start w:val="1"/>
+      <w:numFmt w:val="bullet"/>
+      <w:lvlText w:val="o"/>
+      <w:lvlJc w:val="left"/>
+      <w:pPr>
+        <w:ind w:left="5760" w:hanging="360"/>
+      </w:pPr>
+      <w:rPr>
+        <w:rFonts w:ascii="Courier New" w:hAnsi="Courier New" w:cs="Courier New" w:hint="default"/>
+      </w:rPr>
+    </w:lvl>
+    <w:lvl w:ilvl="8" w:tplc="04060005" w:tentative="1">
+      <w:start w:val="1"/>
+      <w:numFmt w:val="bullet"/>
+      <w:lvlText w:val=""/>
+      <w:lvlJc w:val="left"/>
+      <w:pPr>
+        <w:ind w:left="6480" w:hanging="360"/>
+      </w:pPr>
+      <w:rPr>
+        <w:rFonts w:ascii="Wingdings" w:hAnsi="Wingdings" w:hint="default"/>
+      </w:rPr>
+    </w:lvl>
+  </w:abstractNum>
+  <w:abstractNum w:abstractNumId="6" w15:restartNumberingAfterBreak="0">
+    <w:nsid w:val="6E6F6840"/>
+    <w:multiLevelType w:val="hybridMultilevel"/>
+    <w:tmpl w:val="4106EA5E"/>
+    <w:lvl w:ilvl="0" w:tplc="D75A1202">
+      <w:numFmt w:val="bullet"/>
+      <w:lvlText w:val="-"/>
+      <w:lvlJc w:val="left"/>
+      <w:pPr>
+        <w:ind w:left="720" w:hanging="360"/>
+      </w:pPr>
+      <w:rPr>
+        <w:rFonts w:ascii="Aptos" w:eastAsiaTheme="minorHAnsi" w:hAnsi="Aptos" w:cstheme="minorBidi" w:hint="default"/>
+      </w:rPr>
+    </w:lvl>
+    <w:lvl w:ilvl="1" w:tplc="04060003" w:tentative="1">
+      <w:start w:val="1"/>
+      <w:numFmt w:val="bullet"/>
+      <w:lvlText w:val="o"/>
+      <w:lvlJc w:val="left"/>
+      <w:pPr>
+        <w:ind w:left="1440" w:hanging="360"/>
+      </w:pPr>
+      <w:rPr>
+        <w:rFonts w:ascii="Courier New" w:hAnsi="Courier New" w:cs="Courier New" w:hint="default"/>
+      </w:rPr>
+    </w:lvl>
+    <w:lvl w:ilvl="2" w:tplc="04060005" w:tentative="1">
+      <w:start w:val="1"/>
+      <w:numFmt w:val="bullet"/>
+      <w:lvlText w:val=""/>
+      <w:lvlJc w:val="left"/>
+      <w:pPr>
+        <w:ind w:left="2160" w:hanging="360"/>
+      </w:pPr>
+      <w:rPr>
+        <w:rFonts w:ascii="Wingdings" w:hAnsi="Wingdings" w:hint="default"/>
+      </w:rPr>
+    </w:lvl>
+    <w:lvl w:ilvl="3" w:tplc="04060001" w:tentative="1">
+      <w:start w:val="1"/>
+      <w:numFmt w:val="bullet"/>
+      <w:lvlText w:val=""/>
+      <w:lvlJc w:val="left"/>
+      <w:pPr>
+        <w:ind w:left="2880" w:hanging="360"/>
+      </w:pPr>
+      <w:rPr>
+        <w:rFonts w:ascii="Symbol" w:hAnsi="Symbol" w:hint="default"/>
+      </w:rPr>
+    </w:lvl>
+    <w:lvl w:ilvl="4" w:tplc="04060003" w:tentative="1">
+      <w:start w:val="1"/>
+      <w:numFmt w:val="bullet"/>
+      <w:lvlText w:val="o"/>
+      <w:lvlJc w:val="left"/>
+      <w:pPr>
+        <w:ind w:left="3600" w:hanging="360"/>
+      </w:pPr>
+      <w:rPr>
+        <w:rFonts w:ascii="Courier New" w:hAnsi="Courier New" w:cs="Courier New" w:hint="default"/>
+      </w:rPr>
+    </w:lvl>
+    <w:lvl w:ilvl="5" w:tplc="04060005" w:tentative="1">
+      <w:start w:val="1"/>
+      <w:numFmt w:val="bullet"/>
+      <w:lvlText w:val=""/>
+      <w:lvlJc w:val="left"/>
+      <w:pPr>
+        <w:ind w:left="4320" w:hanging="360"/>
+      </w:pPr>
+      <w:rPr>
+        <w:rFonts w:ascii="Wingdings" w:hAnsi="Wingdings" w:hint="default"/>
+      </w:rPr>
+    </w:lvl>
+    <w:lvl w:ilvl="6" w:tplc="04060001" w:tentative="1">
+      <w:start w:val="1"/>
+      <w:numFmt w:val="bullet"/>
+      <w:lvlText w:val=""/>
+      <w:lvlJc w:val="left"/>
+      <w:pPr>
+        <w:ind w:left="5040" w:hanging="360"/>
+      </w:pPr>
+      <w:rPr>
+        <w:rFonts w:ascii="Symbol" w:hAnsi="Symbol" w:hint="default"/>
+      </w:rPr>
+    </w:lvl>
+    <w:lvl w:ilvl="7" w:tplc="04060003" w:tentative="1">
+      <w:start w:val="1"/>
+      <w:numFmt w:val="bullet"/>
+      <w:lvlText w:val="o"/>
+      <w:lvlJc w:val="left"/>
+      <w:pPr>
+        <w:ind w:left="5760" w:hanging="360"/>
+      </w:pPr>
+      <w:rPr>
+        <w:rFonts w:ascii="Courier New" w:hAnsi="Courier New" w:cs="Courier New" w:hint="default"/>
+      </w:rPr>
+    </w:lvl>
+    <w:lvl w:ilvl="8" w:tplc="04060005" w:tentative="1">
+      <w:start w:val="1"/>
+      <w:numFmt w:val="bullet"/>
+      <w:lvlText w:val=""/>
+      <w:lvlJc w:val="left"/>
+      <w:pPr>
+        <w:ind w:left="6480" w:hanging="360"/>
+      </w:pPr>
+      <w:rPr>
+        <w:rFonts w:ascii="Wingdings" w:hAnsi="Wingdings" w:hint="default"/>
+      </w:rPr>
+    </w:lvl>
+  </w:abstractNum>
+  <w:abstractNum w:abstractNumId="7" w15:restartNumberingAfterBreak="0">
+    <w:nsid w:val="6FB128FB"/>
+    <w:multiLevelType w:val="hybridMultilevel"/>
+    <w:tmpl w:val="E02CAAC4"/>
+    <w:lvl w:ilvl="0" w:tplc="D75A1202">
+      <w:numFmt w:val="bullet"/>
+      <w:lvlText w:val="-"/>
+      <w:lvlJc w:val="left"/>
+      <w:pPr>
+        <w:ind w:left="720" w:hanging="360"/>
+      </w:pPr>
+      <w:rPr>
+        <w:rFonts w:ascii="Aptos" w:eastAsiaTheme="minorHAnsi" w:hAnsi="Aptos" w:cstheme="minorBidi" w:hint="default"/>
+      </w:rPr>
+    </w:lvl>
+    <w:lvl w:ilvl="1" w:tplc="04060003" w:tentative="1">
+      <w:start w:val="1"/>
+      <w:numFmt w:val="bullet"/>
+      <w:lvlText w:val="o"/>
+      <w:lvlJc w:val="left"/>
+      <w:pPr>
+        <w:ind w:left="1440" w:hanging="360"/>
+      </w:pPr>
+      <w:rPr>
+        <w:rFonts w:ascii="Courier New" w:hAnsi="Courier New" w:cs="Courier New" w:hint="default"/>
+      </w:rPr>
+    </w:lvl>
+    <w:lvl w:ilvl="2" w:tplc="04060005" w:tentative="1">
+      <w:start w:val="1"/>
+      <w:numFmt w:val="bullet"/>
+      <w:lvlText w:val=""/>
+      <w:lvlJc w:val="left"/>
+      <w:pPr>
+        <w:ind w:left="2160" w:hanging="360"/>
+      </w:pPr>
+      <w:rPr>
+        <w:rFonts w:ascii="Wingdings" w:hAnsi="Wingdings" w:hint="default"/>
+      </w:rPr>
+    </w:lvl>
+    <w:lvl w:ilvl="3" w:tplc="04060001" w:tentative="1">
+      <w:start w:val="1"/>
+      <w:numFmt w:val="bullet"/>
+      <w:lvlText w:val=""/>
+      <w:lvlJc w:val="left"/>
+      <w:pPr>
+        <w:ind w:left="2880" w:hanging="360"/>
+      </w:pPr>
+      <w:rPr>
+        <w:rFonts w:ascii="Symbol" w:hAnsi="Symbol" w:hint="default"/>
+      </w:rPr>
+    </w:lvl>
+    <w:lvl w:ilvl="4" w:tplc="04060003" w:tentative="1">
+      <w:start w:val="1"/>
+      <w:numFmt w:val="bullet"/>
+      <w:lvlText w:val="o"/>
+      <w:lvlJc w:val="left"/>
+      <w:pPr>
+        <w:ind w:left="3600" w:hanging="360"/>
+      </w:pPr>
+      <w:rPr>
+        <w:rFonts w:ascii="Courier New" w:hAnsi="Courier New" w:cs="Courier New" w:hint="default"/>
+      </w:rPr>
+    </w:lvl>
+    <w:lvl w:ilvl="5" w:tplc="04060005" w:tentative="1">
+      <w:start w:val="1"/>
+      <w:numFmt w:val="bullet"/>
+      <w:lvlText w:val=""/>
+      <w:lvlJc w:val="left"/>
+      <w:pPr>
+        <w:ind w:left="4320" w:hanging="360"/>
+      </w:pPr>
+      <w:rPr>
+        <w:rFonts w:ascii="Wingdings" w:hAnsi="Wingdings" w:hint="default"/>
+      </w:rPr>
+    </w:lvl>
+    <w:lvl w:ilvl="6" w:tplc="04060001" w:tentative="1">
+      <w:start w:val="1"/>
+      <w:numFmt w:val="bullet"/>
+      <w:lvlText w:val=""/>
+      <w:lvlJc w:val="left"/>
+      <w:pPr>
+        <w:ind w:left="5040" w:hanging="360"/>
+      </w:pPr>
+      <w:rPr>
+        <w:rFonts w:ascii="Symbol" w:hAnsi="Symbol" w:hint="default"/>
+      </w:rPr>
+    </w:lvl>
+    <w:lvl w:ilvl="7" w:tplc="04060003" w:tentative="1">
+      <w:start w:val="1"/>
+      <w:numFmt w:val="bullet"/>
+      <w:lvlText w:val="o"/>
+      <w:lvlJc w:val="left"/>
+      <w:pPr>
+        <w:ind w:left="5760" w:hanging="360"/>
+      </w:pPr>
+      <w:rPr>
+        <w:rFonts w:ascii="Courier New" w:hAnsi="Courier New" w:cs="Courier New" w:hint="default"/>
+      </w:rPr>
+    </w:lvl>
+    <w:lvl w:ilvl="8" w:tplc="04060005" w:tentative="1">
+      <w:start w:val="1"/>
+      <w:numFmt w:val="bullet"/>
+      <w:lvlText w:val=""/>
+      <w:lvlJc w:val="left"/>
+      <w:pPr>
+        <w:ind w:left="6480" w:hanging="360"/>
+      </w:pPr>
+      <w:rPr>
+        <w:rFonts w:ascii="Wingdings" w:hAnsi="Wingdings" w:hint="default"/>
+      </w:rPr>
+    </w:lvl>
+  </w:abstractNum>
+  <w:abstractNum w:abstractNumId="8" w15:restartNumberingAfterBreak="0">
     <w:nsid w:val="70CB5A05"/>
     <w:multiLevelType w:val="multilevel"/>
     <w:tmpl w:val="E780C7AE"/>
@@ -6018,19 +6797,31 @@
     </w:lvl>
   </w:abstractNum>
   <w:num w:numId="1" w16cid:durableId="1803648137">
+    <w:abstractNumId w:val="8"/>
+  </w:num>
+  <w:num w:numId="2" w16cid:durableId="1809859667">
+    <w:abstractNumId w:val="1"/>
+  </w:num>
+  <w:num w:numId="3" w16cid:durableId="1153913886">
+    <w:abstractNumId w:val="3"/>
+  </w:num>
+  <w:num w:numId="4" w16cid:durableId="830029027">
+    <w:abstractNumId w:val="2"/>
+  </w:num>
+  <w:num w:numId="5" w16cid:durableId="1671372354">
     <w:abstractNumId w:val="4"/>
   </w:num>
-  <w:num w:numId="2" w16cid:durableId="1809859667">
+  <w:num w:numId="6" w16cid:durableId="234514658">
+    <w:abstractNumId w:val="6"/>
+  </w:num>
+  <w:num w:numId="7" w16cid:durableId="802577550">
+    <w:abstractNumId w:val="7"/>
+  </w:num>
+  <w:num w:numId="8" w16cid:durableId="695934579">
+    <w:abstractNumId w:val="5"/>
+  </w:num>
+  <w:num w:numId="9" w16cid:durableId="559942072">
     <w:abstractNumId w:val="0"/>
-  </w:num>
-  <w:num w:numId="3" w16cid:durableId="1153913886">
-    <w:abstractNumId w:val="2"/>
-  </w:num>
-  <w:num w:numId="4" w16cid:durableId="830029027">
-    <w:abstractNumId w:val="1"/>
-  </w:num>
-  <w:num w:numId="5" w16cid:durableId="1671372354">
-    <w:abstractNumId w:val="3"/>
   </w:num>
 </w:numbering>
 </file>
@@ -6633,6 +7424,7 @@
   <w:style w:type="character" w:default="1" w:styleId="Standardskrifttypeiafsnit">
     <w:name w:val="Default Paragraph Font"/>
     <w:uiPriority w:val="1"/>
+    <w:semiHidden/>
     <w:unhideWhenUsed/>
   </w:style>
   <w:style w:type="table" w:default="1" w:styleId="Tabel-Normal">

--- a/RapportDoc/ProcesRapport - H5 Mini.docx
+++ b/RapportDoc/ProcesRapport - H5 Mini.docx
@@ -348,8 +348,8 @@
               <w:b w:val="0"/>
               <w:bCs w:val="0"/>
               <w:noProof/>
-              <w:sz w:val="24"/>
-              <w:szCs w:val="24"/>
+              <w:sz w:val="36"/>
+              <w:szCs w:val="36"/>
               <w:lang w:eastAsia="da-DK"/>
             </w:rPr>
           </w:pPr>
@@ -378,7 +378,7 @@
             </w:rPr>
             <w:fldChar w:fldCharType="separate"/>
           </w:r>
-          <w:hyperlink w:anchor="_Toc230210578" w:history="1">
+          <w:hyperlink w:anchor="_Toc230211773" w:history="1">
             <w:r>
               <w:rPr>
                 <w:rStyle w:val="Hyperlink"/>
@@ -413,7 +413,7 @@
                 <w:sz w:val="24"/>
                 <w:szCs w:val="24"/>
               </w:rPr>
-              <w:instrText xml:space="preserve"> PAGEREF _Toc230210578 \h </w:instrText>
+              <w:instrText xml:space="preserve"> PAGEREF _Toc230211773 \h </w:instrText>
             </w:r>
             <w:r>
               <w:rPr>
@@ -464,12 +464,12 @@
               <w:i w:val="0"/>
               <w:iCs w:val="0"/>
               <w:noProof/>
-              <w:sz w:val="24"/>
-              <w:szCs w:val="24"/>
+              <w:sz w:val="36"/>
+              <w:szCs w:val="36"/>
               <w:lang w:eastAsia="da-DK"/>
             </w:rPr>
           </w:pPr>
-          <w:hyperlink w:anchor="_Toc230210579" w:history="1">
+          <w:hyperlink w:anchor="_Toc230211774" w:history="1">
             <w:r>
               <w:rPr>
                 <w:rStyle w:val="Hyperlink"/>
@@ -504,7 +504,7 @@
                 <w:sz w:val="24"/>
                 <w:szCs w:val="24"/>
               </w:rPr>
-              <w:instrText xml:space="preserve"> PAGEREF _Toc230210579 \h </w:instrText>
+              <w:instrText xml:space="preserve"> PAGEREF _Toc230211774 \h </w:instrText>
             </w:r>
             <w:r>
               <w:rPr>
@@ -553,12 +553,12 @@
             <w:rPr>
               <w:rFonts w:eastAsiaTheme="minorEastAsia"/>
               <w:noProof/>
-              <w:sz w:val="24"/>
-              <w:szCs w:val="24"/>
+              <w:sz w:val="36"/>
+              <w:szCs w:val="36"/>
               <w:lang w:eastAsia="da-DK"/>
             </w:rPr>
           </w:pPr>
-          <w:hyperlink w:anchor="_Toc230210580" w:history="1">
+          <w:hyperlink w:anchor="_Toc230211775" w:history="1">
             <w:r>
               <w:rPr>
                 <w:rStyle w:val="Hyperlink"/>
@@ -593,7 +593,7 @@
                 <w:sz w:val="24"/>
                 <w:szCs w:val="24"/>
               </w:rPr>
-              <w:instrText xml:space="preserve"> PAGEREF _Toc230210580 \h </w:instrText>
+              <w:instrText xml:space="preserve"> PAGEREF _Toc230211775 \h </w:instrText>
             </w:r>
             <w:r>
               <w:rPr>
@@ -644,12 +644,12 @@
               <w:b w:val="0"/>
               <w:bCs w:val="0"/>
               <w:noProof/>
-              <w:sz w:val="24"/>
-              <w:szCs w:val="24"/>
+              <w:sz w:val="36"/>
+              <w:szCs w:val="36"/>
               <w:lang w:eastAsia="da-DK"/>
             </w:rPr>
           </w:pPr>
-          <w:hyperlink w:anchor="_Toc230210581" w:history="1">
+          <w:hyperlink w:anchor="_Toc230211776" w:history="1">
             <w:r>
               <w:rPr>
                 <w:rStyle w:val="Hyperlink"/>
@@ -684,7 +684,7 @@
                 <w:sz w:val="24"/>
                 <w:szCs w:val="24"/>
               </w:rPr>
-              <w:instrText xml:space="preserve"> PAGEREF _Toc230210581 \h </w:instrText>
+              <w:instrText xml:space="preserve"> PAGEREF _Toc230211776 \h </w:instrText>
             </w:r>
             <w:r>
               <w:rPr>
@@ -735,12 +735,12 @@
               <w:i w:val="0"/>
               <w:iCs w:val="0"/>
               <w:noProof/>
-              <w:sz w:val="24"/>
-              <w:szCs w:val="24"/>
+              <w:sz w:val="36"/>
+              <w:szCs w:val="36"/>
               <w:lang w:eastAsia="da-DK"/>
             </w:rPr>
           </w:pPr>
-          <w:hyperlink w:anchor="_Toc230210582" w:history="1">
+          <w:hyperlink w:anchor="_Toc230211777" w:history="1">
             <w:r>
               <w:rPr>
                 <w:rStyle w:val="Hyperlink"/>
@@ -775,7 +775,7 @@
                 <w:sz w:val="24"/>
                 <w:szCs w:val="24"/>
               </w:rPr>
-              <w:instrText xml:space="preserve"> PAGEREF _Toc230210582 \h </w:instrText>
+              <w:instrText xml:space="preserve"> PAGEREF _Toc230211777 \h </w:instrText>
             </w:r>
             <w:r>
               <w:rPr>
@@ -826,12 +826,12 @@
               <w:i w:val="0"/>
               <w:iCs w:val="0"/>
               <w:noProof/>
-              <w:sz w:val="24"/>
-              <w:szCs w:val="24"/>
+              <w:sz w:val="36"/>
+              <w:szCs w:val="36"/>
               <w:lang w:eastAsia="da-DK"/>
             </w:rPr>
           </w:pPr>
-          <w:hyperlink w:anchor="_Toc230210583" w:history="1">
+          <w:hyperlink w:anchor="_Toc230211778" w:history="1">
             <w:r>
               <w:rPr>
                 <w:rStyle w:val="Hyperlink"/>
@@ -866,7 +866,7 @@
                 <w:sz w:val="24"/>
                 <w:szCs w:val="24"/>
               </w:rPr>
-              <w:instrText xml:space="preserve"> PAGEREF _Toc230210583 \h </w:instrText>
+              <w:instrText xml:space="preserve"> PAGEREF _Toc230211778 \h </w:instrText>
             </w:r>
             <w:r>
               <w:rPr>
@@ -915,12 +915,12 @@
             <w:rPr>
               <w:rFonts w:eastAsiaTheme="minorEastAsia"/>
               <w:noProof/>
-              <w:sz w:val="24"/>
-              <w:szCs w:val="24"/>
+              <w:sz w:val="36"/>
+              <w:szCs w:val="36"/>
               <w:lang w:eastAsia="da-DK"/>
             </w:rPr>
           </w:pPr>
-          <w:hyperlink w:anchor="_Toc230210584" w:history="1">
+          <w:hyperlink w:anchor="_Toc230211779" w:history="1">
             <w:r>
               <w:rPr>
                 <w:rStyle w:val="Hyperlink"/>
@@ -955,7 +955,7 @@
                 <w:sz w:val="24"/>
                 <w:szCs w:val="24"/>
               </w:rPr>
-              <w:instrText xml:space="preserve"> PAGEREF _Toc230210584 \h </w:instrText>
+              <w:instrText xml:space="preserve"> PAGEREF _Toc230211779 \h </w:instrText>
             </w:r>
             <w:r>
               <w:rPr>
@@ -1004,12 +1004,12 @@
             <w:rPr>
               <w:rFonts w:eastAsiaTheme="minorEastAsia"/>
               <w:noProof/>
-              <w:sz w:val="24"/>
-              <w:szCs w:val="24"/>
+              <w:sz w:val="36"/>
+              <w:szCs w:val="36"/>
               <w:lang w:eastAsia="da-DK"/>
             </w:rPr>
           </w:pPr>
-          <w:hyperlink w:anchor="_Toc230210585" w:history="1">
+          <w:hyperlink w:anchor="_Toc230211780" w:history="1">
             <w:r>
               <w:rPr>
                 <w:rStyle w:val="Hyperlink"/>
@@ -1044,7 +1044,7 @@
                 <w:sz w:val="24"/>
                 <w:szCs w:val="24"/>
               </w:rPr>
-              <w:instrText xml:space="preserve"> PAGEREF _Toc230210585 \h </w:instrText>
+              <w:instrText xml:space="preserve"> PAGEREF _Toc230211780 \h </w:instrText>
             </w:r>
             <w:r>
               <w:rPr>
@@ -1093,12 +1093,12 @@
             <w:rPr>
               <w:rFonts w:eastAsiaTheme="minorEastAsia"/>
               <w:noProof/>
-              <w:sz w:val="24"/>
-              <w:szCs w:val="24"/>
+              <w:sz w:val="36"/>
+              <w:szCs w:val="36"/>
               <w:lang w:eastAsia="da-DK"/>
             </w:rPr>
           </w:pPr>
-          <w:hyperlink w:anchor="_Toc230210586" w:history="1">
+          <w:hyperlink w:anchor="_Toc230211781" w:history="1">
             <w:r>
               <w:rPr>
                 <w:rStyle w:val="Hyperlink"/>
@@ -1133,7 +1133,7 @@
                 <w:sz w:val="24"/>
                 <w:szCs w:val="24"/>
               </w:rPr>
-              <w:instrText xml:space="preserve"> PAGEREF _Toc230210586 \h </w:instrText>
+              <w:instrText xml:space="preserve"> PAGEREF _Toc230211781 \h </w:instrText>
             </w:r>
             <w:r>
               <w:rPr>
@@ -1184,12 +1184,12 @@
               <w:b w:val="0"/>
               <w:bCs w:val="0"/>
               <w:noProof/>
-              <w:sz w:val="24"/>
-              <w:szCs w:val="24"/>
+              <w:sz w:val="36"/>
+              <w:szCs w:val="36"/>
               <w:lang w:eastAsia="da-DK"/>
             </w:rPr>
           </w:pPr>
-          <w:hyperlink w:anchor="_Toc230210587" w:history="1">
+          <w:hyperlink w:anchor="_Toc230211782" w:history="1">
             <w:r>
               <w:rPr>
                 <w:rStyle w:val="Hyperlink"/>
@@ -1224,7 +1224,7 @@
                 <w:sz w:val="24"/>
                 <w:szCs w:val="24"/>
               </w:rPr>
-              <w:instrText xml:space="preserve"> PAGEREF _Toc230210587 \h </w:instrText>
+              <w:instrText xml:space="preserve"> PAGEREF _Toc230211782 \h </w:instrText>
             </w:r>
             <w:r>
               <w:rPr>
@@ -1275,12 +1275,12 @@
               <w:b w:val="0"/>
               <w:bCs w:val="0"/>
               <w:noProof/>
-              <w:sz w:val="24"/>
-              <w:szCs w:val="24"/>
+              <w:sz w:val="36"/>
+              <w:szCs w:val="36"/>
               <w:lang w:eastAsia="da-DK"/>
             </w:rPr>
           </w:pPr>
-          <w:hyperlink w:anchor="_Toc230210588" w:history="1">
+          <w:hyperlink w:anchor="_Toc230211783" w:history="1">
             <w:r>
               <w:rPr>
                 <w:rStyle w:val="Hyperlink"/>
@@ -1315,7 +1315,7 @@
                 <w:sz w:val="24"/>
                 <w:szCs w:val="24"/>
               </w:rPr>
-              <w:instrText xml:space="preserve"> PAGEREF _Toc230210588 \h </w:instrText>
+              <w:instrText xml:space="preserve"> PAGEREF _Toc230211783 \h </w:instrText>
             </w:r>
             <w:r>
               <w:rPr>
@@ -1388,7 +1388,7 @@
         </w:rPr>
       </w:pPr>
       <w:bookmarkStart w:id="0" w:name="_Toc200442265"/>
-      <w:bookmarkStart w:id="1" w:name="_Toc230210578"/>
+      <w:bookmarkStart w:id="1" w:name="_Toc230211773"/>
       <w:r>
         <w:rPr>
           <w:rStyle w:val="Overskrift1Tegn"/>
@@ -1810,7 +1810,7 @@
           <w:szCs w:val="24"/>
         </w:rPr>
       </w:pPr>
-      <w:bookmarkStart w:id="2" w:name="_Toc230210579"/>
+      <w:bookmarkStart w:id="2" w:name="_Toc230211774"/>
       <w:r>
         <w:rPr>
           <w:rStyle w:val="Overskrift2Tegn"/>
@@ -1825,7 +1825,7 @@
         <w:pStyle w:val="Overskrift3"/>
         <w:spacing w:line="360" w:lineRule="auto"/>
       </w:pPr>
-      <w:bookmarkStart w:id="3" w:name="_Toc230210580"/>
+      <w:bookmarkStart w:id="3" w:name="_Toc230211775"/>
       <w:r>
         <w:t>Projektets idé</w:t>
       </w:r>
@@ -2038,7 +2038,7 @@
       <w:pPr>
         <w:pStyle w:val="Overskrift1"/>
       </w:pPr>
-      <w:bookmarkStart w:id="4" w:name="_Toc230210581"/>
+      <w:bookmarkStart w:id="4" w:name="_Toc230211776"/>
       <w:r>
         <w:lastRenderedPageBreak/>
         <w:t>Projektplanlægning</w:t>
@@ -2050,7 +2050,7 @@
         <w:pStyle w:val="Overskrift2"/>
         <w:spacing w:line="360" w:lineRule="auto"/>
       </w:pPr>
-      <w:bookmarkStart w:id="5" w:name="_Toc230210582"/>
+      <w:bookmarkStart w:id="5" w:name="_Toc230211777"/>
       <w:r>
         <w:t>Estimeret tidsplan</w:t>
       </w:r>
@@ -2405,15 +2405,13 @@
           <w:szCs w:val="24"/>
         </w:rPr>
       </w:pPr>
-      <w:proofErr w:type="gramStart"/>
-      <w:r>
-        <w:rPr>
-          <w:sz w:val="24"/>
-          <w:szCs w:val="24"/>
-        </w:rPr>
-        <w:t>CRUD funktionalitet</w:t>
-      </w:r>
-      <w:proofErr w:type="gramEnd"/>
+      <w:r>
+        <w:rPr>
+          <w:sz w:val="24"/>
+          <w:szCs w:val="24"/>
+        </w:rPr>
+        <w:t>CRUD-funktionalitet</w:t>
+      </w:r>
     </w:p>
     <w:p>
       <w:pPr>
@@ -2595,15 +2593,13 @@
           <w:szCs w:val="24"/>
         </w:rPr>
       </w:pPr>
-      <w:proofErr w:type="spellStart"/>
-      <w:r>
-        <w:rPr>
-          <w:sz w:val="24"/>
-          <w:szCs w:val="24"/>
-        </w:rPr>
-        <w:t>Testing</w:t>
-      </w:r>
-      <w:proofErr w:type="spellEnd"/>
+      <w:r>
+        <w:rPr>
+          <w:sz w:val="24"/>
+          <w:szCs w:val="24"/>
+        </w:rPr>
+        <w:t>Testning</w:t>
+      </w:r>
     </w:p>
     <w:p>
       <w:pPr>
@@ -2639,15 +2635,13 @@
           <w:szCs w:val="24"/>
         </w:rPr>
       </w:pPr>
-      <w:proofErr w:type="gramStart"/>
-      <w:r>
-        <w:rPr>
-          <w:sz w:val="24"/>
-          <w:szCs w:val="24"/>
-        </w:rPr>
-        <w:t>UI forbedringer</w:t>
-      </w:r>
-      <w:proofErr w:type="gramEnd"/>
+      <w:r>
+        <w:rPr>
+          <w:sz w:val="24"/>
+          <w:szCs w:val="24"/>
+        </w:rPr>
+        <w:t>UI-forbedringer</w:t>
+      </w:r>
     </w:p>
     <w:p>
       <w:pPr>
@@ -2721,8 +2715,8 @@
           <w:rFonts w:ascii="Arial" w:hAnsi="Arial" w:cs="Arial"/>
           <w:noProof/>
           <w:color w:val="000000"/>
-          <w:sz w:val="40"/>
-          <w:szCs w:val="40"/>
+          <w:sz w:val="44"/>
+          <w:szCs w:val="44"/>
           <w:bdr w:val="none" w:sz="0" w:space="0" w:color="auto" w:frame="1"/>
         </w:rPr>
         <w:drawing>
@@ -2797,6 +2791,10 @@
         </w:drawing>
       </w:r>
       <w:r>
+        <w:rPr>
+          <w:sz w:val="24"/>
+          <w:szCs w:val="24"/>
+        </w:rPr>
         <w:t>Aflevering</w:t>
       </w:r>
     </w:p>
@@ -2805,7 +2803,7 @@
         <w:pStyle w:val="Overskrift2"/>
         <w:spacing w:line="360" w:lineRule="auto"/>
       </w:pPr>
-      <w:bookmarkStart w:id="6" w:name="_Toc230210583"/>
+      <w:bookmarkStart w:id="6" w:name="_Toc230211778"/>
       <w:r>
         <w:t>Realise</w:t>
       </w:r>
@@ -3079,15 +3077,13 @@
         </w:rPr>
         <w:t>UI/</w:t>
       </w:r>
-      <w:proofErr w:type="gramStart"/>
-      <w:r>
-        <w:rPr>
-          <w:sz w:val="24"/>
-          <w:szCs w:val="24"/>
-        </w:rPr>
-        <w:t>UX forbedringer</w:t>
-      </w:r>
-      <w:proofErr w:type="gramEnd"/>
+      <w:r>
+        <w:rPr>
+          <w:sz w:val="24"/>
+          <w:szCs w:val="24"/>
+        </w:rPr>
+        <w:t>UX-forbedringer</w:t>
+      </w:r>
     </w:p>
     <w:p>
       <w:pPr>
@@ -3182,7 +3178,7 @@
         <w:pStyle w:val="Overskrift3"/>
         <w:spacing w:line="360" w:lineRule="auto"/>
       </w:pPr>
-      <w:bookmarkStart w:id="7" w:name="_Toc230210584"/>
+      <w:bookmarkStart w:id="7" w:name="_Toc230211779"/>
       <w:r>
         <w:t>Udviklingsmetode</w:t>
       </w:r>
@@ -3432,7 +3428,7 @@
         <w:pStyle w:val="Overskrift3"/>
         <w:spacing w:line="360" w:lineRule="auto"/>
       </w:pPr>
-      <w:bookmarkStart w:id="8" w:name="_Toc230210585"/>
+      <w:bookmarkStart w:id="8" w:name="_Toc230211780"/>
       <w:r>
         <w:lastRenderedPageBreak/>
         <w:t>Prioritering af funktioner</w:t>
@@ -3681,7 +3677,7 @@
         <w:pStyle w:val="Overskrift3"/>
         <w:spacing w:line="360" w:lineRule="auto"/>
       </w:pPr>
-      <w:bookmarkStart w:id="9" w:name="_Toc230210586"/>
+      <w:bookmarkStart w:id="9" w:name="_Toc230211781"/>
       <w:r>
         <w:t>Versionsstyring</w:t>
       </w:r>
@@ -3884,7 +3880,7 @@
         <w:pStyle w:val="Overskrift1"/>
         <w:spacing w:line="360" w:lineRule="auto"/>
       </w:pPr>
-      <w:bookmarkStart w:id="10" w:name="_Toc230210587"/>
+      <w:bookmarkStart w:id="10" w:name="_Toc230211782"/>
       <w:r>
         <w:lastRenderedPageBreak/>
         <w:t>Logbog</w:t>
@@ -4159,15 +4155,13 @@
           <w:szCs w:val="24"/>
         </w:rPr>
       </w:pPr>
-      <w:proofErr w:type="gramStart"/>
-      <w:r>
-        <w:rPr>
-          <w:sz w:val="24"/>
-          <w:szCs w:val="24"/>
-        </w:rPr>
-        <w:t>CRUD funktionalitet</w:t>
-      </w:r>
-      <w:proofErr w:type="gramEnd"/>
+      <w:r>
+        <w:rPr>
+          <w:sz w:val="24"/>
+          <w:szCs w:val="24"/>
+        </w:rPr>
+        <w:t>CRUD-funktionalitet</w:t>
+      </w:r>
       <w:r>
         <w:rPr>
           <w:sz w:val="24"/>
@@ -4325,6 +4319,15 @@
       <w:pPr>
         <w:spacing w:line="360" w:lineRule="auto"/>
         <w:rPr>
+          <w:sz w:val="24"/>
+          <w:szCs w:val="24"/>
+        </w:rPr>
+      </w:pPr>
+    </w:p>
+    <w:p>
+      <w:pPr>
+        <w:spacing w:line="360" w:lineRule="auto"/>
+        <w:rPr>
           <w:b/>
           <w:bCs/>
           <w:sz w:val="24"/>
@@ -4338,6 +4341,7 @@
           <w:sz w:val="24"/>
           <w:szCs w:val="24"/>
         </w:rPr>
+        <w:lastRenderedPageBreak/>
         <w:t>Dag 8 – 29.04.2026 – Sprint 2</w:t>
       </w:r>
     </w:p>
@@ -4354,8 +4358,7 @@
           <w:sz w:val="24"/>
           <w:szCs w:val="24"/>
         </w:rPr>
-        <w:lastRenderedPageBreak/>
-        <w:t xml:space="preserve">Vi påbegyndte integrationen af </w:t>
+        <w:t xml:space="preserve">Vi begyndte integrationen af </w:t>
       </w:r>
       <w:proofErr w:type="spellStart"/>
       <w:r>
@@ -4387,7 +4390,23 @@
           <w:sz w:val="24"/>
           <w:szCs w:val="24"/>
         </w:rPr>
-        <w:t xml:space="preserve"> for at understøtte real-time samarbejde mellem flere brugere.</w:t>
+        <w:t xml:space="preserve"> for at understøtte real-time samarbejde mellem flere brugere. Det blev hurtigt tydeligt, at denne del af projektet var mere kompleks end forventet, særligt i forhold til synkronisering mellem klienter og håndtering af editor-</w:t>
+      </w:r>
+      <w:proofErr w:type="spellStart"/>
+      <w:r>
+        <w:rPr>
+          <w:sz w:val="24"/>
+          <w:szCs w:val="24"/>
+        </w:rPr>
+        <w:t>state</w:t>
+      </w:r>
+      <w:proofErr w:type="spellEnd"/>
+      <w:r>
+        <w:rPr>
+          <w:sz w:val="24"/>
+          <w:szCs w:val="24"/>
+        </w:rPr>
+        <w:t>.</w:t>
       </w:r>
     </w:p>
     <w:p>
@@ -4471,7 +4490,14 @@
           <w:sz w:val="24"/>
           <w:szCs w:val="24"/>
         </w:rPr>
-        <w:t xml:space="preserve"> og research.</w:t>
+        <w:t xml:space="preserve"> og research i dokumentation, da ændringer ikke altid blev synkroniseret korrekt mellem browserfaner</w:t>
+      </w:r>
+      <w:r>
+        <w:rPr>
+          <w:sz w:val="24"/>
+          <w:szCs w:val="24"/>
+        </w:rPr>
+        <w:t>.</w:t>
       </w:r>
     </w:p>
     <w:p>
@@ -4516,7 +4542,7 @@
           <w:sz w:val="24"/>
           <w:szCs w:val="24"/>
         </w:rPr>
-        <w:t xml:space="preserve"> af dokumentdata blev implementeret. Målet var at undgå databasekald ved hvert tastetryk, hvilket blev løst gennem en </w:t>
+        <w:t xml:space="preserve"> af dokumentdata blev implementeret gennem en </w:t>
       </w:r>
       <w:proofErr w:type="spellStart"/>
       <w:r>
@@ -4548,7 +4574,23 @@
           <w:sz w:val="24"/>
           <w:szCs w:val="24"/>
         </w:rPr>
-        <w:t xml:space="preserve"> strategi.</w:t>
+        <w:t xml:space="preserve"> strategi. Vi brugte tid på at finde en løsning, der kunne gemme dokumenter stabilt uden at sende databasekald ved hvert tastetryk, da </w:t>
+      </w:r>
+      <w:proofErr w:type="gramStart"/>
+      <w:r>
+        <w:rPr>
+          <w:sz w:val="24"/>
+          <w:szCs w:val="24"/>
+        </w:rPr>
+        <w:t>dette påvirkede performance</w:t>
+      </w:r>
+      <w:proofErr w:type="gramEnd"/>
+      <w:r>
+        <w:rPr>
+          <w:sz w:val="24"/>
+          <w:szCs w:val="24"/>
+        </w:rPr>
+        <w:t xml:space="preserve"> negativt.</w:t>
       </w:r>
     </w:p>
     <w:p>
@@ -4740,8 +4782,33 @@
           <w:sz w:val="24"/>
           <w:szCs w:val="24"/>
         </w:rPr>
-        <w:t xml:space="preserve"> problemer i Next.js krævede justeringer.</w:t>
-      </w:r>
+        <w:t xml:space="preserve"> problemer i Next.js krævede flere ændringer i komponentstrukturen og opdelingen mellem server components og </w:t>
+      </w:r>
+      <w:proofErr w:type="spellStart"/>
+      <w:r>
+        <w:rPr>
+          <w:sz w:val="24"/>
+          <w:szCs w:val="24"/>
+        </w:rPr>
+        <w:t>client</w:t>
+      </w:r>
+      <w:proofErr w:type="spellEnd"/>
+      <w:r>
+        <w:rPr>
+          <w:sz w:val="24"/>
+          <w:szCs w:val="24"/>
+        </w:rPr>
+        <w:t xml:space="preserve"> components.</w:t>
+      </w:r>
+    </w:p>
+    <w:p>
+      <w:pPr>
+        <w:spacing w:line="360" w:lineRule="auto"/>
+        <w:rPr>
+          <w:sz w:val="24"/>
+          <w:szCs w:val="24"/>
+        </w:rPr>
+      </w:pPr>
     </w:p>
     <w:p>
       <w:pPr>
@@ -4760,6 +4827,7 @@
           <w:sz w:val="24"/>
           <w:szCs w:val="24"/>
         </w:rPr>
+        <w:lastRenderedPageBreak/>
         <w:t>Dag 15 – 08.05.2026 – Sprint 3</w:t>
       </w:r>
     </w:p>
@@ -4812,7 +4880,23 @@
           <w:sz w:val="24"/>
           <w:szCs w:val="24"/>
         </w:rPr>
-        <w:t>Fokus var på kvalitetssikring og manuel test af systemets vigtigste funktioner.</w:t>
+        <w:t xml:space="preserve">Fokus var på kvalitetssikring og manuel test af systemets vigtigste funktioner. Gennem testene opdagede vi mindre fejl i navigation, </w:t>
+      </w:r>
+      <w:proofErr w:type="spellStart"/>
+      <w:r>
+        <w:rPr>
+          <w:sz w:val="24"/>
+          <w:szCs w:val="24"/>
+        </w:rPr>
+        <w:t>persistence</w:t>
+      </w:r>
+      <w:proofErr w:type="spellEnd"/>
+      <w:r>
+        <w:rPr>
+          <w:sz w:val="24"/>
+          <w:szCs w:val="24"/>
+        </w:rPr>
+        <w:t xml:space="preserve"> og real-time synkronisering, som efterfølgende blev rettet.</w:t>
       </w:r>
     </w:p>
     <w:p>
@@ -4848,7 +4932,6 @@
           <w:sz w:val="24"/>
           <w:szCs w:val="24"/>
         </w:rPr>
-        <w:lastRenderedPageBreak/>
         <w:t xml:space="preserve">Vi testede </w:t>
       </w:r>
       <w:proofErr w:type="spellStart"/>
@@ -4919,15 +5002,13 @@
         </w:rPr>
         <w:t xml:space="preserve">Der blev arbejdet videre med mindre </w:t>
       </w:r>
-      <w:proofErr w:type="gramStart"/>
-      <w:r>
-        <w:rPr>
-          <w:sz w:val="24"/>
-          <w:szCs w:val="24"/>
-        </w:rPr>
-        <w:t>UI forbedringer</w:t>
-      </w:r>
-      <w:proofErr w:type="gramEnd"/>
+      <w:r>
+        <w:rPr>
+          <w:sz w:val="24"/>
+          <w:szCs w:val="24"/>
+        </w:rPr>
+        <w:t>UI-forbedringer</w:t>
+      </w:r>
       <w:r>
         <w:rPr>
           <w:sz w:val="24"/>
@@ -5041,23 +5122,21 @@
           <w:sz w:val="24"/>
           <w:szCs w:val="24"/>
         </w:rPr>
-        <w:t xml:space="preserve">Vi begyndte arbejdet med dokumentation, produktrapport og </w:t>
-      </w:r>
-      <w:proofErr w:type="spellStart"/>
-      <w:r>
-        <w:rPr>
-          <w:sz w:val="24"/>
-          <w:szCs w:val="24"/>
-        </w:rPr>
-        <w:t>processrapport</w:t>
-      </w:r>
-      <w:proofErr w:type="spellEnd"/>
-      <w:r>
-        <w:rPr>
-          <w:sz w:val="24"/>
-          <w:szCs w:val="24"/>
-        </w:rPr>
-        <w:t>.</w:t>
+        <w:t>Vi arbejde</w:t>
+      </w:r>
+      <w:r>
+        <w:rPr>
+          <w:sz w:val="24"/>
+          <w:szCs w:val="24"/>
+        </w:rPr>
+        <w:t>de</w:t>
+      </w:r>
+      <w:r>
+        <w:rPr>
+          <w:sz w:val="24"/>
+          <w:szCs w:val="24"/>
+        </w:rPr>
+        <w:t xml:space="preserve"> med dokumentation, produktrapport og procesrapport.</w:t>
       </w:r>
     </w:p>
     <w:p>
@@ -5100,6 +5179,24 @@
       <w:pPr>
         <w:spacing w:line="360" w:lineRule="auto"/>
         <w:rPr>
+          <w:sz w:val="24"/>
+          <w:szCs w:val="24"/>
+        </w:rPr>
+      </w:pPr>
+    </w:p>
+    <w:p>
+      <w:pPr>
+        <w:spacing w:line="360" w:lineRule="auto"/>
+        <w:rPr>
+          <w:sz w:val="24"/>
+          <w:szCs w:val="24"/>
+        </w:rPr>
+      </w:pPr>
+    </w:p>
+    <w:p>
+      <w:pPr>
+        <w:spacing w:line="360" w:lineRule="auto"/>
+        <w:rPr>
           <w:b/>
           <w:bCs/>
           <w:sz w:val="24"/>
@@ -5113,6 +5210,7 @@
           <w:sz w:val="24"/>
           <w:szCs w:val="24"/>
         </w:rPr>
+        <w:lastRenderedPageBreak/>
         <w:t>Dag 23 – 20.05.2026 – Sprint 5 (Afleveringsdag)</w:t>
       </w:r>
     </w:p>
@@ -5120,6 +5218,9 @@
       <w:pPr>
         <w:spacing w:line="360" w:lineRule="auto"/>
         <w:rPr>
+          <w:rStyle w:val="Overskrift1Tegn"/>
+          <w:rFonts w:asciiTheme="minorHAnsi" w:eastAsiaTheme="minorHAnsi" w:hAnsiTheme="minorHAnsi" w:cstheme="minorBidi"/>
+          <w:color w:val="auto"/>
           <w:sz w:val="24"/>
           <w:szCs w:val="24"/>
         </w:rPr>
@@ -5135,45 +5236,12 @@
     <w:p>
       <w:pPr>
         <w:spacing w:line="360" w:lineRule="auto"/>
+      </w:pPr>
+      <w:bookmarkStart w:id="11" w:name="_Toc230211783"/>
+      <w:r>
         <w:rPr>
           <w:rStyle w:val="Overskrift1Tegn"/>
         </w:rPr>
-      </w:pPr>
-    </w:p>
-    <w:p>
-      <w:pPr>
-        <w:spacing w:line="360" w:lineRule="auto"/>
-        <w:rPr>
-          <w:rStyle w:val="Overskrift1Tegn"/>
-        </w:rPr>
-      </w:pPr>
-    </w:p>
-    <w:p>
-      <w:pPr>
-        <w:spacing w:line="360" w:lineRule="auto"/>
-        <w:rPr>
-          <w:rStyle w:val="Overskrift1Tegn"/>
-        </w:rPr>
-      </w:pPr>
-    </w:p>
-    <w:p>
-      <w:pPr>
-        <w:spacing w:line="360" w:lineRule="auto"/>
-        <w:rPr>
-          <w:rStyle w:val="Overskrift1Tegn"/>
-        </w:rPr>
-      </w:pPr>
-    </w:p>
-    <w:p>
-      <w:pPr>
-        <w:spacing w:line="360" w:lineRule="auto"/>
-      </w:pPr>
-      <w:bookmarkStart w:id="11" w:name="_Toc230210588"/>
-      <w:r>
-        <w:rPr>
-          <w:rStyle w:val="Overskrift1Tegn"/>
-        </w:rPr>
-        <w:lastRenderedPageBreak/>
         <w:t>Konklusion</w:t>
       </w:r>
       <w:bookmarkEnd w:id="11"/>
@@ -5698,24 +5766,7 @@
       </w:p>
     </w:sdtContent>
   </w:sdt>
-  <w:p>
-    <w:pPr>
-      <w:pStyle w:val="Sidefod"/>
-      <w:ind w:right="360"/>
-      <w:jc w:val="center"/>
-      <w:rPr>
-        <w:sz w:val="24"/>
-        <w:szCs w:val="24"/>
-      </w:rPr>
-    </w:pPr>
-    <w:r>
-      <w:rPr>
-        <w:sz w:val="24"/>
-        <w:szCs w:val="24"/>
-      </w:rPr>
-      <w:t>Startdato: 20.04.2026 - Afleveringsdato: 20.05.2026 – Projekt: Studie Hub</w:t>
-    </w:r>
-  </w:p>
+  <w:p/>
 </w:ftr>
 </file>
 
